--- a/archives/2026-09-06/每日金融快讯_20260906.docx
+++ b/archives/2026-09-06/每日金融快讯_20260906.docx
@@ -34,7 +34,7 @@
           <w:b/>
           <w:bCs/>
         </w:rPr>
-        <w:t xml:space="preserve">非农16.2万三倍于预期5.5万，7月就业从-2.3万上修至+2.1万一夜翻盘，加息概率52%弹至62%——沃勒一鸽终敌不过非农一锤，黄金暴跌80美元后收4430，道指回吐前日全部涨幅。下周CPI成加息终审。</w:t>
+        <w:t xml:space="preserve">非农16.2万打穿所有预期上限——加息概率从50%飙至58-61%，黄金盘中暴跌110美元后收窄至4430，美债10Y回升至4.782%，但'新美联储通讯社'说CPI才是定调法官，特朗普却跟沃什正面对着干喊降息。</w:t>
       </w:r>
       <w:r>
         <w:t xml:space="preserve"> &gt; — 每日金融快讯编辑部</w:t>
@@ -67,7 +67,7 @@
         </w:numPr>
       </w:pPr>
       <w:r>
-        <w:t xml:space="preserve">美国8月非农大超预期：新增16.2万人（预期5.5万），7月由-2.3万上修至+2.1万、6月由2万上修至3.1万，两月合计上修5.5万一夜扭转劳动力走弱叙事，加息概率从52%飙升至62%</w:t>
+        <w:t xml:space="preserve">8月非农新增16.2万远超所有经济学家预期（最高预期仅12.5万），前值由-2.3万修正为+2.1万，加息概率从沃勒放鸽后的约50%飙升至58-61%，花旗推后降息预期至2027年6月</w:t>
       </w:r>
     </w:p>
     <w:p>
@@ -79,7 +79,7 @@
         </w:numPr>
       </w:pPr>
       <w:r>
-        <w:t xml:space="preserve">美股非农后由涨转跌：道指-0.51%报53414、纳指-0.29%、标普-0.38%，回吐9/3沃勒放鸽后1%+涨幅，存储光通信等AI概念逆势爆发但指数整体承压</w:t>
+        <w:t xml:space="preserve">黄金盘中暴跌超110美元至4365美元后收窄至4430（-0.96%）：非农超预期触发加息恐慌，但4365附近买盘介入使跌幅收窄，美伊冲突避险需求提供底部支撑</w:t>
       </w:r>
     </w:p>
     <w:p>
@@ -91,7 +91,7 @@
         </w:numPr>
       </w:pPr>
       <w:r>
-        <w:t xml:space="preserve">黄金非农夜暴跌2%：现货金从4480暴跌至4392后部分恢复收4430.33（-0.96%），COMEX期货-1.38%报4477.20，沃勒鸽派推动的4510高点成为短期天花板</w:t>
+        <w:t xml:space="preserve">美股三连涨后回调收跌：道指-0.51%/纳指-0.29%/标普-0.38%，非农数据消化中，贝莱德CEO称'市场并非正常运行环境'，市场焦点转向9/11 CPI</w:t>
       </w:r>
     </w:p>
     <w:p>
@@ -103,7 +103,7 @@
         </w:numPr>
       </w:pPr>
       <w:r>
-        <w:t xml:space="preserve">A股9/4放量下跌：上证-0.30%报3930，成交2.03万亿放量2718亿但三大指数全线收跌，资金从科技硬件转向养殖农业白酒等防御赛道，科创综指-2.16%重挫</w:t>
+        <w:t xml:space="preserve">A股放量下跌结束连续缩量：上证-0.30%报3930，成交2.03万亿放量2718亿，资金从科技硬件高点切换至养殖农业白酒等防御赛道</w:t>
       </w:r>
     </w:p>
     <w:p>
@@ -115,7 +115,7 @@
         </w:numPr>
       </w:pPr>
       <w:r>
-        <w:t xml:space="preserve">美伊冲突僵持油价高位震荡：特朗普威胁'随时准备再袭伊朗'，伊方誓言'惩罚侵略者'，布伦特96.28美元(+0.80%)WTI91.48美元(+0.20%)非农后短暂跌破90后收回</w:t>
+        <w:t xml:space="preserve">特朗普与沃什正面冲突升级：特朗普称就业'非常亮眼'却要求美联储降息，威胁不降息就切断与贸易顺差国贸易；万斯也喊话降息，白宫与美联储鹰派立场形成对峙</w:t>
       </w:r>
     </w:p>
     <w:p>
@@ -145,7 +145,7 @@
         </w:numPr>
       </w:pPr>
       <w:r>
-        <w:t xml:space="preserve">↓ A股全周冲高回落：上证从周一3952→周五3930，三大指数全线收跌，最后一天放量2.03万亿但'放量下跌'信号偏空，资金高低切换从科技转向防御板块</w:t>
+        <w:t xml:space="preserve">↓ A股周线集体回调：上证周跌0.56%、深成指跌3.13%、创业板跌4.03%，9/4放量下跌至2万亿+成交结束连续缩量，但资金分歧加大从科技转防御</w:t>
       </w:r>
     </w:p>
     <w:p>
@@ -157,7 +157,7 @@
         </w:numPr>
       </w:pPr>
       <w:r>
-        <w:t xml:space="preserve">↑ 美联储加息预期过山车：沃什杰克逊霍尔放鹰推至66%→沃勒放鸽回落至50%→非农16.2万大超预期拉回62%，9月FOMC成现代史上最悬念一次，6票暂停5票加息鲍威尔成关键摇摆票</w:t>
+        <w:t xml:space="preserve">↑ 美联储加息预期V型反转：沃勒放鸽降至约50%→非农16.2万超预期升至58-61%，美债10Y从4.769%升至4.782%，'新美联储通讯社'称非农'扫清加息障碍'但CPI定调</w:t>
       </w:r>
     </w:p>
     <w:p>
@@ -169,7 +169,7 @@
         </w:numPr>
       </w:pPr>
       <w:r>
-        <w:t xml:space="preserve">→ 美伊冲突僵持但油价已price-in：双方互相袭击后进入僵持，布伦特95-96美元窄幅波动，非农后WTI短暂跌破90后迅速收回，地缘风险溢价与就业数据多空抵消</w:t>
+        <w:t xml:space="preserve">→ 美伊冲突僵持油价高位震荡：互相袭击军事基地后陷入对峙，WTI91/布伦特96美元窄幅波动，特朗普威胁'随时再袭'但地缘风险溢价已充分计入</w:t>
       </w:r>
     </w:p>
     <w:p>
@@ -614,67 +614,67 @@
               <w:jc w:val="center"/>
             </w:pPr>
             <w:r>
-              <w:t xml:space="preserve">涨跌家数</w:t>
-            </w:r>
-          </w:p>
-        </w:tc>
-        <w:tc>
-          <w:tcPr>
-            <w:tcW w:type="dxa" w:w="2256"/>
-            <w:tcBorders>
-              <w:top w:val="single" w:color="CCCCCC" w:sz="1"/>
-              <w:left w:val="single" w:color="CCCCCC" w:sz="1"/>
-              <w:bottom w:val="single" w:color="CCCCCC" w:sz="1"/>
-              <w:right w:val="single" w:color="CCCCCC" w:sz="1"/>
-            </w:tcBorders>
-            <w:vAlign w:val="center"/>
-          </w:tcPr>
-          <w:p>
-            <w:pPr>
-              <w:jc w:val="center"/>
-            </w:pPr>
-            <w:r>
-              <w:t xml:space="preserve">2,444涨 / 2,914跌</w:t>
-            </w:r>
-          </w:p>
-        </w:tc>
-        <w:tc>
-          <w:tcPr>
-            <w:tcW w:type="dxa" w:w="2256"/>
-            <w:tcBorders>
-              <w:top w:val="single" w:color="CCCCCC" w:sz="1"/>
-              <w:left w:val="single" w:color="CCCCCC" w:sz="1"/>
-              <w:bottom w:val="single" w:color="CCCCCC" w:sz="1"/>
-              <w:right w:val="single" w:color="CCCCCC" w:sz="1"/>
-            </w:tcBorders>
-            <w:vAlign w:val="center"/>
-          </w:tcPr>
-          <w:p>
-            <w:pPr>
-              <w:jc w:val="center"/>
-            </w:pPr>
-            <w:r>
-              <w:t xml:space="preserve">跌多涨少</w:t>
-            </w:r>
-          </w:p>
-        </w:tc>
-        <w:tc>
-          <w:tcPr>
-            <w:tcW w:type="dxa" w:w="2256"/>
-            <w:tcBorders>
-              <w:top w:val="single" w:color="CCCCCC" w:sz="1"/>
-              <w:left w:val="single" w:color="CCCCCC" w:sz="1"/>
-              <w:bottom w:val="single" w:color="CCCCCC" w:sz="1"/>
-              <w:right w:val="single" w:color="CCCCCC" w:sz="1"/>
-            </w:tcBorders>
-            <w:vAlign w:val="center"/>
-          </w:tcPr>
-          <w:p>
-            <w:pPr>
-              <w:jc w:val="center"/>
-            </w:pPr>
-            <w:r>
-              <w:t xml:space="preserve">9/4</w:t>
+              <w:t xml:space="preserve">创业板指</w:t>
+            </w:r>
+          </w:p>
+        </w:tc>
+        <w:tc>
+          <w:tcPr>
+            <w:tcW w:type="dxa" w:w="2256"/>
+            <w:tcBorders>
+              <w:top w:val="single" w:color="CCCCCC" w:sz="1"/>
+              <w:left w:val="single" w:color="CCCCCC" w:sz="1"/>
+              <w:bottom w:val="single" w:color="CCCCCC" w:sz="1"/>
+              <w:right w:val="single" w:color="CCCCCC" w:sz="1"/>
+            </w:tcBorders>
+            <w:vAlign w:val="center"/>
+          </w:tcPr>
+          <w:p>
+            <w:pPr>
+              <w:jc w:val="center"/>
+            </w:pPr>
+            <w:r>
+              <w:t xml:space="preserve">3,286.55</w:t>
+            </w:r>
+          </w:p>
+        </w:tc>
+        <w:tc>
+          <w:tcPr>
+            <w:tcW w:type="dxa" w:w="2256"/>
+            <w:tcBorders>
+              <w:top w:val="single" w:color="CCCCCC" w:sz="1"/>
+              <w:left w:val="single" w:color="CCCCCC" w:sz="1"/>
+              <w:bottom w:val="single" w:color="CCCCCC" w:sz="1"/>
+              <w:right w:val="single" w:color="CCCCCC" w:sz="1"/>
+            </w:tcBorders>
+            <w:vAlign w:val="center"/>
+          </w:tcPr>
+          <w:p>
+            <w:pPr>
+              <w:jc w:val="center"/>
+            </w:pPr>
+            <w:r>
+              <w:t xml:space="preserve">-0.78%</w:t>
+            </w:r>
+          </w:p>
+        </w:tc>
+        <w:tc>
+          <w:tcPr>
+            <w:tcW w:type="dxa" w:w="2256"/>
+            <w:tcBorders>
+              <w:top w:val="single" w:color="CCCCCC" w:sz="1"/>
+              <w:left w:val="single" w:color="CCCCCC" w:sz="1"/>
+              <w:bottom w:val="single" w:color="CCCCCC" w:sz="1"/>
+              <w:right w:val="single" w:color="CCCCCC" w:sz="1"/>
+            </w:tcBorders>
+            <w:vAlign w:val="center"/>
+          </w:tcPr>
+          <w:p>
+            <w:pPr>
+              <w:jc w:val="center"/>
+            </w:pPr>
+            <w:r>
+              <w:t xml:space="preserve">9/4收盘</w:t>
             </w:r>
           </w:p>
         </w:tc>
@@ -696,67 +696,67 @@
               <w:jc w:val="center"/>
             </w:pPr>
             <w:r>
-              <w:t xml:space="preserve">科创综指</w:t>
-            </w:r>
-          </w:p>
-        </w:tc>
-        <w:tc>
-          <w:tcPr>
-            <w:tcW w:type="dxa" w:w="2256"/>
-            <w:tcBorders>
-              <w:top w:val="single" w:color="CCCCCC" w:sz="1"/>
-              <w:left w:val="single" w:color="CCCCCC" w:sz="1"/>
-              <w:bottom w:val="single" w:color="CCCCCC" w:sz="1"/>
-              <w:right w:val="single" w:color="CCCCCC" w:sz="1"/>
-            </w:tcBorders>
-            <w:vAlign w:val="center"/>
-          </w:tcPr>
-          <w:p>
-            <w:pPr>
-              <w:jc w:val="center"/>
-            </w:pPr>
-            <w:r>
-              <w:t xml:space="preserve">1,865.37</w:t>
-            </w:r>
-          </w:p>
-        </w:tc>
-        <w:tc>
-          <w:tcPr>
-            <w:tcW w:type="dxa" w:w="2256"/>
-            <w:tcBorders>
-              <w:top w:val="single" w:color="CCCCCC" w:sz="1"/>
-              <w:left w:val="single" w:color="CCCCCC" w:sz="1"/>
-              <w:bottom w:val="single" w:color="CCCCCC" w:sz="1"/>
-              <w:right w:val="single" w:color="CCCCCC" w:sz="1"/>
-            </w:tcBorders>
-            <w:vAlign w:val="center"/>
-          </w:tcPr>
-          <w:p>
-            <w:pPr>
-              <w:jc w:val="center"/>
-            </w:pPr>
-            <w:r>
-              <w:t xml:space="preserve">-2.16%</w:t>
-            </w:r>
-          </w:p>
-        </w:tc>
-        <w:tc>
-          <w:tcPr>
-            <w:tcW w:type="dxa" w:w="2256"/>
-            <w:tcBorders>
-              <w:top w:val="single" w:color="CCCCCC" w:sz="1"/>
-              <w:left w:val="single" w:color="CCCCCC" w:sz="1"/>
-              <w:bottom w:val="single" w:color="CCCCCC" w:sz="1"/>
-              <w:right w:val="single" w:color="CCCCCC" w:sz="1"/>
-            </w:tcBorders>
-            <w:vAlign w:val="center"/>
-          </w:tcPr>
-          <w:p>
-            <w:pPr>
-              <w:jc w:val="center"/>
-            </w:pPr>
-            <w:r>
-              <w:t xml:space="preserve">9/4收盘</w:t>
+              <w:t xml:space="preserve">周线涨跌</w:t>
+            </w:r>
+          </w:p>
+        </w:tc>
+        <w:tc>
+          <w:tcPr>
+            <w:tcW w:type="dxa" w:w="2256"/>
+            <w:tcBorders>
+              <w:top w:val="single" w:color="CCCCCC" w:sz="1"/>
+              <w:left w:val="single" w:color="CCCCCC" w:sz="1"/>
+              <w:bottom w:val="single" w:color="CCCCCC" w:sz="1"/>
+              <w:right w:val="single" w:color="CCCCCC" w:sz="1"/>
+            </w:tcBorders>
+            <w:vAlign w:val="center"/>
+          </w:tcPr>
+          <w:p>
+            <w:pPr>
+              <w:jc w:val="center"/>
+            </w:pPr>
+            <w:r>
+              <w:t xml:space="preserve">上证-0.56%/深成-3.13%/创业-4.03%</w:t>
+            </w:r>
+          </w:p>
+        </w:tc>
+        <w:tc>
+          <w:tcPr>
+            <w:tcW w:type="dxa" w:w="2256"/>
+            <w:tcBorders>
+              <w:top w:val="single" w:color="CCCCCC" w:sz="1"/>
+              <w:left w:val="single" w:color="CCCCCC" w:sz="1"/>
+              <w:bottom w:val="single" w:color="CCCCCC" w:sz="1"/>
+              <w:right w:val="single" w:color="CCCCCC" w:sz="1"/>
+            </w:tcBorders>
+            <w:vAlign w:val="center"/>
+          </w:tcPr>
+          <w:p>
+            <w:pPr>
+              <w:jc w:val="center"/>
+            </w:pPr>
+            <w:r>
+              <w:t xml:space="preserve">周线集体回调</w:t>
+            </w:r>
+          </w:p>
+        </w:tc>
+        <w:tc>
+          <w:tcPr>
+            <w:tcW w:type="dxa" w:w="2256"/>
+            <w:tcBorders>
+              <w:top w:val="single" w:color="CCCCCC" w:sz="1"/>
+              <w:left w:val="single" w:color="CCCCCC" w:sz="1"/>
+              <w:bottom w:val="single" w:color="CCCCCC" w:sz="1"/>
+              <w:right w:val="single" w:color="CCCCCC" w:sz="1"/>
+            </w:tcBorders>
+            <w:vAlign w:val="center"/>
+          </w:tcPr>
+          <w:p>
+            <w:pPr>
+              <w:jc w:val="center"/>
+            </w:pPr>
+            <w:r>
+              <w:t xml:space="preserve">9/1-9/4周</w:t>
             </w:r>
           </w:p>
         </w:tc>
@@ -771,7 +771,7 @@
         <w:t xml:space="preserve">大白话：</w:t>
       </w:r>
       <w:r>
-        <w:t xml:space="preserve"> A股9/4走出'放量下跌'格局：上证-0.30%报3930，深成指-0.79%，创业板-0.78%，科创综指重挫-2.16%。两市成交2.03万亿，较前日放量2718亿——结束连续三日缩量，但放量方向向下说明场内分歧加大、抛压集中释放。早盘冲高后午后集体翻绿，资金从前期热门科技硬件板块获利了结，转向养殖、农业、白酒等低位防御赛道。这是本周最后一个交易日，全周上证从3952跌至3930，三大指数全线收跌。隔夜美股非农后由涨转跌（道指-0.51%），下周一A股开盘面临外部环境转空压力，但A股自身逻辑（CPI数据、降息预期）仍可提供支撑。</w:t>
+        <w:t xml:space="preserve"> A股9/4（周五）放量下跌收绿，上证-0.30%报3930，深成指-0.79%，创业板-0.78%。两市成交2.03万亿（沪深北三市2.05万亿），较前日放量2718亿，结束连续三日缩量——放量下跌说明场内分歧加大、抛压集中释放。盘面出现显著高低切换：前期热门科技硬件板块遭遇获利了结，资金转向养殖、农业、白酒等低位防御赛道，农林牧渔板块领涨。本周（9/1-9/4）三大指数周线集体回调：上证周跌0.56%、深成指跌3.13%、创业板跌4.03%，全A平均股价跌1.53%。隔夜美股收跌（道指-0.51%）+非农超预期推升加息预期构成9/7开盘的外部利空，但2万亿+成交放量显示资金活跃度已在回升。</w:t>
       </w:r>
     </w:p>
     <w:p>
@@ -783,7 +783,7 @@
         </w:numPr>
       </w:pPr>
       <w:r>
-        <w:t xml:space="preserve">[S级] 东方财富·A股9/4收评 (9/5 03:31) https://finance.eastmoney.com/a/202609053865783516.html</w:t>
+        <w:t xml:space="preserve">[S级] 国际金融报·国际金融要情（周六） (9/5 07:13) http://finance.sina.com.cn/wm/2026-09-05/doc-iniqtnfy3794157.shtml</w:t>
       </w:r>
     </w:p>
     <w:p>
@@ -795,7 +795,7 @@
         </w:numPr>
       </w:pPr>
       <w:r>
-        <w:t xml:space="preserve">[S级] 国际金融报·国际金融要情（周六） (9/5 09:12) https://www.163.com/dy/article/L626CSVS0519QIKK.html</w:t>
+        <w:t xml:space="preserve">[A级] 新浪财经·权益市场动态 (9/5) https://guba.sina.com.cn/?s=thread&amp;bid=9279&amp;tid=5760196</w:t>
       </w:r>
     </w:p>
     <w:p>
@@ -976,47 +976,47 @@
               <w:jc w:val="center"/>
             </w:pPr>
             <w:r>
-              <w:t xml:space="preserve">创业板指</w:t>
-            </w:r>
-          </w:p>
-        </w:tc>
-        <w:tc>
-          <w:tcPr>
-            <w:tcW w:type="dxa" w:w="2256"/>
-            <w:tcBorders>
-              <w:top w:val="single" w:color="CCCCCC" w:sz="1"/>
-              <w:left w:val="single" w:color="CCCCCC" w:sz="1"/>
-              <w:bottom w:val="single" w:color="CCCCCC" w:sz="1"/>
-              <w:right w:val="single" w:color="CCCCCC" w:sz="1"/>
-            </w:tcBorders>
-            <w:vAlign w:val="center"/>
-          </w:tcPr>
-          <w:p>
-            <w:pPr>
-              <w:jc w:val="center"/>
-            </w:pPr>
-            <w:r>
-              <w:t xml:space="preserve">3,286.55</w:t>
-            </w:r>
-          </w:p>
-        </w:tc>
-        <w:tc>
-          <w:tcPr>
-            <w:tcW w:type="dxa" w:w="2256"/>
-            <w:tcBorders>
-              <w:top w:val="single" w:color="CCCCCC" w:sz="1"/>
-              <w:left w:val="single" w:color="CCCCCC" w:sz="1"/>
-              <w:bottom w:val="single" w:color="CCCCCC" w:sz="1"/>
-              <w:right w:val="single" w:color="CCCCCC" w:sz="1"/>
-            </w:tcBorders>
-            <w:vAlign w:val="center"/>
-          </w:tcPr>
-          <w:p>
-            <w:pPr>
-              <w:jc w:val="center"/>
-            </w:pPr>
-            <w:r>
-              <w:t xml:space="preserve">-0.78%</w:t>
+              <w:t xml:space="preserve">恒生指数</w:t>
+            </w:r>
+          </w:p>
+        </w:tc>
+        <w:tc>
+          <w:tcPr>
+            <w:tcW w:type="dxa" w:w="2256"/>
+            <w:tcBorders>
+              <w:top w:val="single" w:color="CCCCCC" w:sz="1"/>
+              <w:left w:val="single" w:color="CCCCCC" w:sz="1"/>
+              <w:bottom w:val="single" w:color="CCCCCC" w:sz="1"/>
+              <w:right w:val="single" w:color="CCCCCC" w:sz="1"/>
+            </w:tcBorders>
+            <w:vAlign w:val="center"/>
+          </w:tcPr>
+          <w:p>
+            <w:pPr>
+              <w:jc w:val="center"/>
+            </w:pPr>
+            <w:r>
+              <w:t xml:space="preserve">25,650.87</w:t>
+            </w:r>
+          </w:p>
+        </w:tc>
+        <w:tc>
+          <w:tcPr>
+            <w:tcW w:type="dxa" w:w="2256"/>
+            <w:tcBorders>
+              <w:top w:val="single" w:color="CCCCCC" w:sz="1"/>
+              <w:left w:val="single" w:color="CCCCCC" w:sz="1"/>
+              <w:bottom w:val="single" w:color="CCCCCC" w:sz="1"/>
+              <w:right w:val="single" w:color="CCCCCC" w:sz="1"/>
+            </w:tcBorders>
+            <w:vAlign w:val="center"/>
+          </w:tcPr>
+          <w:p>
+            <w:pPr>
+              <w:jc w:val="center"/>
+            </w:pPr>
+            <w:r>
+              <w:t xml:space="preserve">+1.74%</w:t>
             </w:r>
           </w:p>
         </w:tc>
@@ -1058,47 +1058,47 @@
               <w:jc w:val="center"/>
             </w:pPr>
             <w:r>
-              <w:t xml:space="preserve">恒生指数</w:t>
-            </w:r>
-          </w:p>
-        </w:tc>
-        <w:tc>
-          <w:tcPr>
-            <w:tcW w:type="dxa" w:w="2256"/>
-            <w:tcBorders>
-              <w:top w:val="single" w:color="CCCCCC" w:sz="1"/>
-              <w:left w:val="single" w:color="CCCCCC" w:sz="1"/>
-              <w:bottom w:val="single" w:color="CCCCCC" w:sz="1"/>
-              <w:right w:val="single" w:color="CCCCCC" w:sz="1"/>
-            </w:tcBorders>
-            <w:vAlign w:val="center"/>
-          </w:tcPr>
-          <w:p>
-            <w:pPr>
-              <w:jc w:val="center"/>
-            </w:pPr>
-            <w:r>
-              <w:t xml:space="preserve">25,650.87</w:t>
-            </w:r>
-          </w:p>
-        </w:tc>
-        <w:tc>
-          <w:tcPr>
-            <w:tcW w:type="dxa" w:w="2256"/>
-            <w:tcBorders>
-              <w:top w:val="single" w:color="CCCCCC" w:sz="1"/>
-              <w:left w:val="single" w:color="CCCCCC" w:sz="1"/>
-              <w:bottom w:val="single" w:color="CCCCCC" w:sz="1"/>
-              <w:right w:val="single" w:color="CCCCCC" w:sz="1"/>
-            </w:tcBorders>
-            <w:vAlign w:val="center"/>
-          </w:tcPr>
-          <w:p>
-            <w:pPr>
-              <w:jc w:val="center"/>
-            </w:pPr>
-            <w:r>
-              <w:t xml:space="preserve">+1.74%</w:t>
+              <w:t xml:space="preserve">恒生科技指数</w:t>
+            </w:r>
+          </w:p>
+        </w:tc>
+        <w:tc>
+          <w:tcPr>
+            <w:tcW w:type="dxa" w:w="2256"/>
+            <w:tcBorders>
+              <w:top w:val="single" w:color="CCCCCC" w:sz="1"/>
+              <w:left w:val="single" w:color="CCCCCC" w:sz="1"/>
+              <w:bottom w:val="single" w:color="CCCCCC" w:sz="1"/>
+              <w:right w:val="single" w:color="CCCCCC" w:sz="1"/>
+            </w:tcBorders>
+            <w:vAlign w:val="center"/>
+          </w:tcPr>
+          <w:p>
+            <w:pPr>
+              <w:jc w:val="center"/>
+            </w:pPr>
+            <w:r>
+              <w:t xml:space="preserve">4,569.80</w:t>
+            </w:r>
+          </w:p>
+        </w:tc>
+        <w:tc>
+          <w:tcPr>
+            <w:tcW w:type="dxa" w:w="2256"/>
+            <w:tcBorders>
+              <w:top w:val="single" w:color="CCCCCC" w:sz="1"/>
+              <w:left w:val="single" w:color="CCCCCC" w:sz="1"/>
+              <w:bottom w:val="single" w:color="CCCCCC" w:sz="1"/>
+              <w:right w:val="single" w:color="CCCCCC" w:sz="1"/>
+            </w:tcBorders>
+            <w:vAlign w:val="center"/>
+          </w:tcPr>
+          <w:p>
+            <w:pPr>
+              <w:jc w:val="center"/>
+            </w:pPr>
+            <w:r>
+              <w:t xml:space="preserve">+2.27%</w:t>
             </w:r>
           </w:p>
         </w:tc>
@@ -1140,47 +1140,47 @@
               <w:jc w:val="center"/>
             </w:pPr>
             <w:r>
-              <w:t xml:space="preserve">恒生科技指数</w:t>
-            </w:r>
-          </w:p>
-        </w:tc>
-        <w:tc>
-          <w:tcPr>
-            <w:tcW w:type="dxa" w:w="2256"/>
-            <w:tcBorders>
-              <w:top w:val="single" w:color="CCCCCC" w:sz="1"/>
-              <w:left w:val="single" w:color="CCCCCC" w:sz="1"/>
-              <w:bottom w:val="single" w:color="CCCCCC" w:sz="1"/>
-              <w:right w:val="single" w:color="CCCCCC" w:sz="1"/>
-            </w:tcBorders>
-            <w:vAlign w:val="center"/>
-          </w:tcPr>
-          <w:p>
-            <w:pPr>
-              <w:jc w:val="center"/>
-            </w:pPr>
-            <w:r>
-              <w:t xml:space="preserve">4,569.80</w:t>
-            </w:r>
-          </w:p>
-        </w:tc>
-        <w:tc>
-          <w:tcPr>
-            <w:tcW w:type="dxa" w:w="2256"/>
-            <w:tcBorders>
-              <w:top w:val="single" w:color="CCCCCC" w:sz="1"/>
-              <w:left w:val="single" w:color="CCCCCC" w:sz="1"/>
-              <w:bottom w:val="single" w:color="CCCCCC" w:sz="1"/>
-              <w:right w:val="single" w:color="CCCCCC" w:sz="1"/>
-            </w:tcBorders>
-            <w:vAlign w:val="center"/>
-          </w:tcPr>
-          <w:p>
-            <w:pPr>
-              <w:jc w:val="center"/>
-            </w:pPr>
-            <w:r>
-              <w:t xml:space="preserve">+2.27%</w:t>
+              <w:t xml:space="preserve">国企指数</w:t>
+            </w:r>
+          </w:p>
+        </w:tc>
+        <w:tc>
+          <w:tcPr>
+            <w:tcW w:type="dxa" w:w="2256"/>
+            <w:tcBorders>
+              <w:top w:val="single" w:color="CCCCCC" w:sz="1"/>
+              <w:left w:val="single" w:color="CCCCCC" w:sz="1"/>
+              <w:bottom w:val="single" w:color="CCCCCC" w:sz="1"/>
+              <w:right w:val="single" w:color="CCCCCC" w:sz="1"/>
+            </w:tcBorders>
+            <w:vAlign w:val="center"/>
+          </w:tcPr>
+          <w:p>
+            <w:pPr>
+              <w:jc w:val="center"/>
+            </w:pPr>
+            <w:r>
+              <w:t xml:space="preserve">8,555.03</w:t>
+            </w:r>
+          </w:p>
+        </w:tc>
+        <w:tc>
+          <w:tcPr>
+            <w:tcW w:type="dxa" w:w="2256"/>
+            <w:tcBorders>
+              <w:top w:val="single" w:color="CCCCCC" w:sz="1"/>
+              <w:left w:val="single" w:color="CCCCCC" w:sz="1"/>
+              <w:bottom w:val="single" w:color="CCCCCC" w:sz="1"/>
+              <w:right w:val="single" w:color="CCCCCC" w:sz="1"/>
+            </w:tcBorders>
+            <w:vAlign w:val="center"/>
+          </w:tcPr>
+          <w:p>
+            <w:pPr>
+              <w:jc w:val="center"/>
+            </w:pPr>
+            <w:r>
+              <w:t xml:space="preserve">+2.02%</w:t>
             </w:r>
           </w:p>
         </w:tc>
@@ -1222,47 +1222,47 @@
               <w:jc w:val="center"/>
             </w:pPr>
             <w:r>
-              <w:t xml:space="preserve">国企指数</w:t>
-            </w:r>
-          </w:p>
-        </w:tc>
-        <w:tc>
-          <w:tcPr>
-            <w:tcW w:type="dxa" w:w="2256"/>
-            <w:tcBorders>
-              <w:top w:val="single" w:color="CCCCCC" w:sz="1"/>
-              <w:left w:val="single" w:color="CCCCCC" w:sz="1"/>
-              <w:bottom w:val="single" w:color="CCCCCC" w:sz="1"/>
-              <w:right w:val="single" w:color="CCCCCC" w:sz="1"/>
-            </w:tcBorders>
-            <w:vAlign w:val="center"/>
-          </w:tcPr>
-          <w:p>
-            <w:pPr>
-              <w:jc w:val="center"/>
-            </w:pPr>
-            <w:r>
-              <w:t xml:space="preserve">8,555.03</w:t>
-            </w:r>
-          </w:p>
-        </w:tc>
-        <w:tc>
-          <w:tcPr>
-            <w:tcW w:type="dxa" w:w="2256"/>
-            <w:tcBorders>
-              <w:top w:val="single" w:color="CCCCCC" w:sz="1"/>
-              <w:left w:val="single" w:color="CCCCCC" w:sz="1"/>
-              <w:bottom w:val="single" w:color="CCCCCC" w:sz="1"/>
-              <w:right w:val="single" w:color="CCCCCC" w:sz="1"/>
-            </w:tcBorders>
-            <w:vAlign w:val="center"/>
-          </w:tcPr>
-          <w:p>
-            <w:pPr>
-              <w:jc w:val="center"/>
-            </w:pPr>
-            <w:r>
-              <w:t xml:space="preserve">+2.02%</w:t>
+              <w:t xml:space="preserve">日经225</w:t>
+            </w:r>
+          </w:p>
+        </w:tc>
+        <w:tc>
+          <w:tcPr>
+            <w:tcW w:type="dxa" w:w="2256"/>
+            <w:tcBorders>
+              <w:top w:val="single" w:color="CCCCCC" w:sz="1"/>
+              <w:left w:val="single" w:color="CCCCCC" w:sz="1"/>
+              <w:bottom w:val="single" w:color="CCCCCC" w:sz="1"/>
+              <w:right w:val="single" w:color="CCCCCC" w:sz="1"/>
+            </w:tcBorders>
+            <w:vAlign w:val="center"/>
+          </w:tcPr>
+          <w:p>
+            <w:pPr>
+              <w:jc w:val="center"/>
+            </w:pPr>
+            <w:r>
+              <w:t xml:space="preserve">65,020.94</w:t>
+            </w:r>
+          </w:p>
+        </w:tc>
+        <w:tc>
+          <w:tcPr>
+            <w:tcW w:type="dxa" w:w="2256"/>
+            <w:tcBorders>
+              <w:top w:val="single" w:color="CCCCCC" w:sz="1"/>
+              <w:left w:val="single" w:color="CCCCCC" w:sz="1"/>
+              <w:bottom w:val="single" w:color="CCCCCC" w:sz="1"/>
+              <w:right w:val="single" w:color="CCCCCC" w:sz="1"/>
+            </w:tcBorders>
+            <w:vAlign w:val="center"/>
+          </w:tcPr>
+          <w:p>
+            <w:pPr>
+              <w:jc w:val="center"/>
+            </w:pPr>
+            <w:r>
+              <w:t xml:space="preserve">+1.26%</w:t>
             </w:r>
           </w:p>
         </w:tc>
@@ -1304,47 +1304,47 @@
               <w:jc w:val="center"/>
             </w:pPr>
             <w:r>
-              <w:t xml:space="preserve">日经225</w:t>
-            </w:r>
-          </w:p>
-        </w:tc>
-        <w:tc>
-          <w:tcPr>
-            <w:tcW w:type="dxa" w:w="2256"/>
-            <w:tcBorders>
-              <w:top w:val="single" w:color="CCCCCC" w:sz="1"/>
-              <w:left w:val="single" w:color="CCCCCC" w:sz="1"/>
-              <w:bottom w:val="single" w:color="CCCCCC" w:sz="1"/>
-              <w:right w:val="single" w:color="CCCCCC" w:sz="1"/>
-            </w:tcBorders>
-            <w:vAlign w:val="center"/>
-          </w:tcPr>
-          <w:p>
-            <w:pPr>
-              <w:jc w:val="center"/>
-            </w:pPr>
-            <w:r>
-              <w:t xml:space="preserve">65,020.94</w:t>
-            </w:r>
-          </w:p>
-        </w:tc>
-        <w:tc>
-          <w:tcPr>
-            <w:tcW w:type="dxa" w:w="2256"/>
-            <w:tcBorders>
-              <w:top w:val="single" w:color="CCCCCC" w:sz="1"/>
-              <w:left w:val="single" w:color="CCCCCC" w:sz="1"/>
-              <w:bottom w:val="single" w:color="CCCCCC" w:sz="1"/>
-              <w:right w:val="single" w:color="CCCCCC" w:sz="1"/>
-            </w:tcBorders>
-            <w:vAlign w:val="center"/>
-          </w:tcPr>
-          <w:p>
-            <w:pPr>
-              <w:jc w:val="center"/>
-            </w:pPr>
-            <w:r>
-              <w:t xml:space="preserve">+1.26%</w:t>
+              <w:t xml:space="preserve">韩国KOSPI</w:t>
+            </w:r>
+          </w:p>
+        </w:tc>
+        <w:tc>
+          <w:tcPr>
+            <w:tcW w:type="dxa" w:w="2256"/>
+            <w:tcBorders>
+              <w:top w:val="single" w:color="CCCCCC" w:sz="1"/>
+              <w:left w:val="single" w:color="CCCCCC" w:sz="1"/>
+              <w:bottom w:val="single" w:color="CCCCCC" w:sz="1"/>
+              <w:right w:val="single" w:color="CCCCCC" w:sz="1"/>
+            </w:tcBorders>
+            <w:vAlign w:val="center"/>
+          </w:tcPr>
+          <w:p>
+            <w:pPr>
+              <w:jc w:val="center"/>
+            </w:pPr>
+            <w:r>
+              <w:t xml:space="preserve">6,687.21</w:t>
+            </w:r>
+          </w:p>
+        </w:tc>
+        <w:tc>
+          <w:tcPr>
+            <w:tcW w:type="dxa" w:w="2256"/>
+            <w:tcBorders>
+              <w:top w:val="single" w:color="CCCCCC" w:sz="1"/>
+              <w:left w:val="single" w:color="CCCCCC" w:sz="1"/>
+              <w:bottom w:val="single" w:color="CCCCCC" w:sz="1"/>
+              <w:right w:val="single" w:color="CCCCCC" w:sz="1"/>
+            </w:tcBorders>
+            <w:vAlign w:val="center"/>
+          </w:tcPr>
+          <w:p>
+            <w:pPr>
+              <w:jc w:val="center"/>
+            </w:pPr>
+            <w:r>
+              <w:t xml:space="preserve">+1.64%</w:t>
             </w:r>
           </w:p>
         </w:tc>
@@ -1379,7 +1379,7 @@
         <w:t xml:space="preserve">大白话：</w:t>
       </w:r>
       <w:r>
-        <w:t xml:space="preserve"> A股与亚太市场呈现鲜明对比：A股三大指数全线收跌，而港股大涨（恒指+1.74%、恒生科技+2.27%）、日经+1.26%、韩国KOSPI+1.64%——亚太普涨唯独A股逆势下跌，说明A股回调更多是自身因素（前期涨幅较大、科技板块获利了结）而非外部环境拖累。创业板9/4收3286.55（-0.78%），全周从3312.54跌至3286.55，连续走弱。港股大涨或受沃勒放鸽+美股前一日大涨（道指+1.18%）提振，但当晚非农爆表后美股转跌，下周一港股可能回吐部分涨幅。</w:t>
+        <w:t xml:space="preserve"> 亚太市场9/4延续沃勒放鸽后的反弹惯性：港股大涨——恒指+1.74%、恒生科技+2.27%、国企+2.02%，连续第二日上涨。日经+1.26%、KOSPI+1.64%同步走强。但A股在美股映射下并未跟随亚太反弹，反而放量下跌，显示A股自身调整压力大于外部情绪提振。值得注意的是，港股反弹发生在非农数据公布前（亚洲时段），9/4晚非农超预期的冲击尚未反映到港股定价中，9/7港股开盘可能面临回调压力。</w:t>
       </w:r>
     </w:p>
     <w:p>
@@ -1391,19 +1391,7 @@
         </w:numPr>
       </w:pPr>
       <w:r>
-        <w:t xml:space="preserve">[S级] 国际金融报·港股及亚太股市数据 (9/5 09:12) https://www.163.com/dy/article/L626CSVS0519QIKK.html</w:t>
-      </w:r>
-    </w:p>
-    <w:p>
-      <w:pPr>
-        <w:pStyle w:val="ListParagraph"/>
-        <w:numPr>
-          <w:ilvl w:val="0"/>
-          <w:numId w:val="5"/>
-        </w:numPr>
-      </w:pPr>
-      <w:r>
-        <w:t xml:space="preserve">[S级] 东方财富·A股9/4收评 (9/5 03:31) https://finance.eastmoney.com/a/202609053865783516.html</w:t>
+        <w:t xml:space="preserve">[S级] 国际金融报·亚太股市数据 (9/5 07:13) http://finance.sina.com.cn/wm/2026-09-05/doc-iniqtnfy3794157.shtml</w:t>
       </w:r>
     </w:p>
     <w:p>
@@ -1624,27 +1612,27 @@
               <w:jc w:val="center"/>
             </w:pPr>
             <w:r>
-              <w:t xml:space="preserve">跌20点（人民币升值）</w:t>
-            </w:r>
-          </w:p>
-        </w:tc>
-        <w:tc>
-          <w:tcPr>
-            <w:tcW w:type="dxa" w:w="2256"/>
-            <w:tcBorders>
-              <w:top w:val="single" w:color="CCCCCC" w:sz="1"/>
-              <w:left w:val="single" w:color="CCCCCC" w:sz="1"/>
-              <w:bottom w:val="single" w:color="CCCCCC" w:sz="1"/>
-              <w:right w:val="single" w:color="CCCCCC" w:sz="1"/>
-            </w:tcBorders>
-            <w:vAlign w:val="center"/>
-          </w:tcPr>
-          <w:p>
-            <w:pPr>
-              <w:jc w:val="center"/>
-            </w:pPr>
-            <w:r>
-              <w:t xml:space="preserve">9/4中间价（周末无更新）</w:t>
+              <w:t xml:space="preserve">上调20bp（人民币升值）</w:t>
+            </w:r>
+          </w:p>
+        </w:tc>
+        <w:tc>
+          <w:tcPr>
+            <w:tcW w:type="dxa" w:w="2256"/>
+            <w:tcBorders>
+              <w:top w:val="single" w:color="CCCCCC" w:sz="1"/>
+              <w:left w:val="single" w:color="CCCCCC" w:sz="1"/>
+              <w:bottom w:val="single" w:color="CCCCCC" w:sz="1"/>
+              <w:right w:val="single" w:color="CCCCCC" w:sz="1"/>
+            </w:tcBorders>
+            <w:vAlign w:val="center"/>
+          </w:tcPr>
+          <w:p>
+            <w:pPr>
+              <w:jc w:val="center"/>
+            </w:pPr>
+            <w:r>
+              <w:t xml:space="preserve">9/4中间价</w:t>
             </w:r>
           </w:p>
         </w:tc>
@@ -1726,7 +1714,7 @@
               <w:jc w:val="center"/>
             </w:pPr>
             <w:r>
-              <w:t xml:space="preserve">9/4夜盘收盘</w:t>
+              <w:t xml:space="preserve">9/4收盘</w:t>
             </w:r>
           </w:p>
         </w:tc>
@@ -1830,67 +1818,67 @@
               <w:jc w:val="center"/>
             </w:pPr>
             <w:r>
-              <w:t xml:space="preserve">CFETS人民币汇率指数</w:t>
-            </w:r>
-          </w:p>
-        </w:tc>
-        <w:tc>
-          <w:tcPr>
-            <w:tcW w:type="dxa" w:w="2256"/>
-            <w:tcBorders>
-              <w:top w:val="single" w:color="CCCCCC" w:sz="1"/>
-              <w:left w:val="single" w:color="CCCCCC" w:sz="1"/>
-              <w:bottom w:val="single" w:color="CCCCCC" w:sz="1"/>
-              <w:right w:val="single" w:color="CCCCCC" w:sz="1"/>
-            </w:tcBorders>
-            <w:vAlign w:val="center"/>
-          </w:tcPr>
-          <w:p>
-            <w:pPr>
-              <w:jc w:val="center"/>
-            </w:pPr>
-            <w:r>
-              <w:t xml:space="preserve">101.87</w:t>
-            </w:r>
-          </w:p>
-        </w:tc>
-        <w:tc>
-          <w:tcPr>
-            <w:tcW w:type="dxa" w:w="2256"/>
-            <w:tcBorders>
-              <w:top w:val="single" w:color="CCCCCC" w:sz="1"/>
-              <w:left w:val="single" w:color="CCCCCC" w:sz="1"/>
-              <w:bottom w:val="single" w:color="CCCCCC" w:sz="1"/>
-              <w:right w:val="single" w:color="CCCCCC" w:sz="1"/>
-            </w:tcBorders>
-            <w:vAlign w:val="center"/>
-          </w:tcPr>
-          <w:p>
-            <w:pPr>
-              <w:jc w:val="center"/>
-            </w:pPr>
-            <w:r>
-              <w:t xml:space="preserve">+0.15%</w:t>
-            </w:r>
-          </w:p>
-        </w:tc>
-        <w:tc>
-          <w:tcPr>
-            <w:tcW w:type="dxa" w:w="2256"/>
-            <w:tcBorders>
-              <w:top w:val="single" w:color="CCCCCC" w:sz="1"/>
-              <w:left w:val="single" w:color="CCCCCC" w:sz="1"/>
-              <w:bottom w:val="single" w:color="CCCCCC" w:sz="1"/>
-              <w:right w:val="single" w:color="CCCCCC" w:sz="1"/>
-            </w:tcBorders>
-            <w:vAlign w:val="center"/>
-          </w:tcPr>
-          <w:p>
-            <w:pPr>
-              <w:jc w:val="center"/>
-            </w:pPr>
-            <w:r>
-              <w:t xml:space="preserve">8/31更新</w:t>
+              <w:t xml:space="preserve">美元指数（DXY）</w:t>
+            </w:r>
+          </w:p>
+        </w:tc>
+        <w:tc>
+          <w:tcPr>
+            <w:tcW w:type="dxa" w:w="2256"/>
+            <w:tcBorders>
+              <w:top w:val="single" w:color="CCCCCC" w:sz="1"/>
+              <w:left w:val="single" w:color="CCCCCC" w:sz="1"/>
+              <w:bottom w:val="single" w:color="CCCCCC" w:sz="1"/>
+              <w:right w:val="single" w:color="CCCCCC" w:sz="1"/>
+            </w:tcBorders>
+            <w:vAlign w:val="center"/>
+          </w:tcPr>
+          <w:p>
+            <w:pPr>
+              <w:jc w:val="center"/>
+            </w:pPr>
+            <w:r>
+              <w:t xml:space="preserve">99.1550</w:t>
+            </w:r>
+          </w:p>
+        </w:tc>
+        <w:tc>
+          <w:tcPr>
+            <w:tcW w:type="dxa" w:w="2256"/>
+            <w:tcBorders>
+              <w:top w:val="single" w:color="CCCCCC" w:sz="1"/>
+              <w:left w:val="single" w:color="CCCCCC" w:sz="1"/>
+              <w:bottom w:val="single" w:color="CCCCCC" w:sz="1"/>
+              <w:right w:val="single" w:color="CCCCCC" w:sz="1"/>
+            </w:tcBorders>
+            <w:vAlign w:val="center"/>
+          </w:tcPr>
+          <w:p>
+            <w:pPr>
+              <w:jc w:val="center"/>
+            </w:pPr>
+            <w:r>
+              <w:t xml:space="preserve">+0.19%</w:t>
+            </w:r>
+          </w:p>
+        </w:tc>
+        <w:tc>
+          <w:tcPr>
+            <w:tcW w:type="dxa" w:w="2256"/>
+            <w:tcBorders>
+              <w:top w:val="single" w:color="CCCCCC" w:sz="1"/>
+              <w:left w:val="single" w:color="CCCCCC" w:sz="1"/>
+              <w:bottom w:val="single" w:color="CCCCCC" w:sz="1"/>
+              <w:right w:val="single" w:color="CCCCCC" w:sz="1"/>
+            </w:tcBorders>
+            <w:vAlign w:val="center"/>
+          </w:tcPr>
+          <w:p>
+            <w:pPr>
+              <w:jc w:val="center"/>
+            </w:pPr>
+            <w:r>
+              <w:t xml:space="preserve">9/5</w:t>
             </w:r>
           </w:p>
         </w:tc>
@@ -1905,7 +1893,7 @@
         <w:t xml:space="preserve">大白话：</w:t>
       </w:r>
       <w:r>
-        <w:t xml:space="preserve"> 人民币9/4继续走强：在岸收6.7108（较9/3收盘6.7181升值73点），离岸6.7090（升值77点）。白天交易时段（亚盘）受沃勒放鸽+美元走弱提振，CNY延续升势。但当晚20:30非农爆表后美元指数从99.00跳升至99.18，人民币离岸一度承压——不过夜盘收盘仍在6.71附近，显示结汇需求依然强劲。中间价6.7787与市场价6.71的背离持续：中间价引导偏弱但实际市场价显示强烈的结汇意愿和疲软的购汇需求。下周一开盘人民币可能阶段性承压，但6.70-6.73区间依然稳固。非农后美元指数仅从99.00升至99.18，并未突破100关口，人民币贬值压力有限。</w:t>
+        <w:t xml:space="preserve"> 人民币延续强势：9/4中间价6.7787（上调20bp），在岸收6.7108（升值73点）、离岸6.7090（升值77点），均创近期新高。沃勒放鸽+美元走弱在亚洲时段继续推动人民币走强，中间价与市场价的背离仍在——中间价6.78附近引导偏弱，但实际市场价6.70-6.71显示结汇意愿强烈。然而，非农16.2万超预期在9/4晚20:30公布后，美元指数从98.97附近回升至99.1550（+0.19%），短期可能对人民币构成贬值压力。9/7开盘人民币可能从6.70-6.71回探6.71-6.72区间。CFETS人民币汇率指数101.87（+0.15%，8/31更新）显示人民币对一篮子货币稳中有升。</w:t>
       </w:r>
     </w:p>
     <w:p>
@@ -1917,7 +1905,7 @@
         </w:numPr>
       </w:pPr>
       <w:r>
-        <w:t xml:space="preserve">[S级] 同花顺·在岸人民币夜盘收盘 (9/5 07:09) https://yuanchuang.10jqka.com.cn/20260905/c679623375.shtml</w:t>
+        <w:t xml:space="preserve">[S级] 国际金融报·汇率数据 (9/5 07:13) http://finance.sina.com.cn/wm/2026-09-05/doc-iniqtnfy3794157.shtml</w:t>
       </w:r>
     </w:p>
     <w:p>
@@ -1929,19 +1917,7 @@
         </w:numPr>
       </w:pPr>
       <w:r>
-        <w:t xml:space="preserve">[S级] 国际金融报·人民币汇率数据 (9/5 09:12) https://www.163.com/dy/article/L626CSVS0519QIKK.html</w:t>
-      </w:r>
-    </w:p>
-    <w:p>
-      <w:pPr>
-        <w:pStyle w:val="ListParagraph"/>
-        <w:numPr>
-          <w:ilvl w:val="0"/>
-          <w:numId w:val="6"/>
-        </w:numPr>
-      </w:pPr>
-      <w:r>
-        <w:t xml:space="preserve">[A级] 百家号·9月5日人民币兑换美元价格 (9/5 06:30) https://baijiahao.baidu.com/s?id=1875441700597497146</w:t>
+        <w:t xml:space="preserve">[S级] 上证报·9/4人民币中间价 (9/4 09:23) https://finance.eastmoney.com/a/202609043865169924.html</w:t>
       </w:r>
     </w:p>
     <w:p>
@@ -2433,88 +2409,6 @@
           </w:p>
         </w:tc>
       </w:tr>
-      <w:tr>
-        <w:tc>
-          <w:tcPr>
-            <w:tcW w:type="dxa" w:w="2256"/>
-            <w:tcBorders>
-              <w:top w:val="single" w:color="CCCCCC" w:sz="1"/>
-              <w:left w:val="single" w:color="CCCCCC" w:sz="1"/>
-              <w:bottom w:val="single" w:color="CCCCCC" w:sz="1"/>
-              <w:right w:val="single" w:color="CCCCCC" w:sz="1"/>
-            </w:tcBorders>
-            <w:vAlign w:val="center"/>
-          </w:tcPr>
-          <w:p>
-            <w:pPr>
-              <w:jc w:val="center"/>
-            </w:pPr>
-            <w:r>
-              <w:t xml:space="preserve">央行9/4操作</w:t>
-            </w:r>
-          </w:p>
-        </w:tc>
-        <w:tc>
-          <w:tcPr>
-            <w:tcW w:type="dxa" w:w="2256"/>
-            <w:tcBorders>
-              <w:top w:val="single" w:color="CCCCCC" w:sz="1"/>
-              <w:left w:val="single" w:color="CCCCCC" w:sz="1"/>
-              <w:bottom w:val="single" w:color="CCCCCC" w:sz="1"/>
-              <w:right w:val="single" w:color="CCCCCC" w:sz="1"/>
-            </w:tcBorders>
-            <w:vAlign w:val="center"/>
-          </w:tcPr>
-          <w:p>
-            <w:pPr>
-              <w:jc w:val="center"/>
-            </w:pPr>
-            <w:r>
-              <w:t xml:space="preserve">等量续作3个月买断式逆回购</w:t>
-            </w:r>
-          </w:p>
-        </w:tc>
-        <w:tc>
-          <w:tcPr>
-            <w:tcW w:type="dxa" w:w="2256"/>
-            <w:tcBorders>
-              <w:top w:val="single" w:color="CCCCCC" w:sz="1"/>
-              <w:left w:val="single" w:color="CCCCCC" w:sz="1"/>
-              <w:bottom w:val="single" w:color="CCCCCC" w:sz="1"/>
-              <w:right w:val="single" w:color="CCCCCC" w:sz="1"/>
-            </w:tcBorders>
-            <w:vAlign w:val="center"/>
-          </w:tcPr>
-          <w:p>
-            <w:pPr>
-              <w:jc w:val="center"/>
-            </w:pPr>
-            <w:r>
-              <w:t xml:space="preserve">结束两个月加量</w:t>
-            </w:r>
-          </w:p>
-        </w:tc>
-        <w:tc>
-          <w:tcPr>
-            <w:tcW w:type="dxa" w:w="2256"/>
-            <w:tcBorders>
-              <w:top w:val="single" w:color="CCCCCC" w:sz="1"/>
-              <w:left w:val="single" w:color="CCCCCC" w:sz="1"/>
-              <w:bottom w:val="single" w:color="CCCCCC" w:sz="1"/>
-              <w:right w:val="single" w:color="CCCCCC" w:sz="1"/>
-            </w:tcBorders>
-            <w:vAlign w:val="center"/>
-          </w:tcPr>
-          <w:p>
-            <w:pPr>
-              <w:jc w:val="center"/>
-            </w:pPr>
-            <w:r>
-              <w:t xml:space="preserve">9/4</w:t>
-            </w:r>
-          </w:p>
-        </w:tc>
-      </w:tr>
     </w:tbl>
     <w:p>
       <w:r>
@@ -2525,7 +2419,7 @@
         <w:t xml:space="preserve">大白话：</w:t>
       </w:r>
       <w:r>
-        <w:t xml:space="preserve"> LPR连续15个月按兵不动：1年期3.0%、5年期3.5%，9月LPR报价将在9/20公布。央行9/4等量续作3个月期买断式逆回购，结束此前两个月的加量操作——说明央行认为当前流动性已足够充裕。7天逆回购利率1.4%自2025年5月起不变，LPR定价基础稳定。本周隔夜Shibor维持在1.362%低位，DR007报1.3726%低于政策利率，银行体系流动性宽松。短期降息概率仍低：中美10Y利差310bp仍处历史极值，银行净息差承压。但若下周CPI数据继续偏弱，市场可能重新交易降息预期。</w:t>
+        <w:t xml:space="preserve"> LPR维持8月20日报价不变：1年期3.0%、5年期3.5%，已连续15个月按兵不动。9月LPR报价将在9/20公布。7天期逆回购利率1.4%连续15个月不变，LPR定价基础稳定。中美10Y利差从309bp小幅走阔至约310bp（美债4.782%-中债1.679%），非农超预期推高美债收益率使利差边际扩大，资本外流压力和央行降息约束依然存在。但国内'松货币'基调不变——银行净息差承压仍是短期降息的最大阻力。</w:t>
       </w:r>
     </w:p>
     <w:p>
@@ -2537,7 +2431,7 @@
         </w:numPr>
       </w:pPr>
       <w:r>
-        <w:t xml:space="preserve">[S级] 国际金融报·LPR及MLF数据 (9/5 09:12) https://www.163.com/dy/article/L626CSVS0519QIKK.html</w:t>
+        <w:t xml:space="preserve">[S级] 国际金融报·LPR/MLF数据 (9/5 07:13) http://finance.sina.com.cn/wm/2026-09-05/doc-iniqtnfy3794157.shtml</w:t>
       </w:r>
     </w:p>
     <w:p>
@@ -2549,7 +2443,7 @@
         </w:numPr>
       </w:pPr>
       <w:r>
-        <w:t xml:space="preserve">[S级] 陆家嘴财经早餐·央行买断式逆回购 (9/5 07:19) https://m.163.com/dy/article/L61VSOI905198RSU.html</w:t>
+        <w:t xml:space="preserve">[A级] 本地宝·LPR最新调整 (9/4 17:38) https://m.qz.bendibao.com/mip/38406.shtm</w:t>
       </w:r>
     </w:p>
     <w:p>
@@ -3078,27 +2972,27 @@
               <w:jc w:val="center"/>
             </w:pPr>
             <w:r>
-              <w:t xml:space="preserve">310bp</w:t>
-            </w:r>
-          </w:p>
-        </w:tc>
-        <w:tc>
-          <w:tcPr>
-            <w:tcW w:type="dxa" w:w="2256"/>
-            <w:tcBorders>
-              <w:top w:val="single" w:color="CCCCCC" w:sz="1"/>
-              <w:left w:val="single" w:color="CCCCCC" w:sz="1"/>
-              <w:bottom w:val="single" w:color="CCCCCC" w:sz="1"/>
-              <w:right w:val="single" w:color="CCCCCC" w:sz="1"/>
-            </w:tcBorders>
-            <w:vAlign w:val="center"/>
-          </w:tcPr>
-          <w:p>
-            <w:pPr>
-              <w:jc w:val="center"/>
-            </w:pPr>
-            <w:r>
-              <w:t xml:space="preserve">较前日309bp略扩大</w:t>
+              <w:t xml:space="preserve">约310bp</w:t>
+            </w:r>
+          </w:p>
+        </w:tc>
+        <w:tc>
+          <w:tcPr>
+            <w:tcW w:type="dxa" w:w="2256"/>
+            <w:tcBorders>
+              <w:top w:val="single" w:color="CCCCCC" w:sz="1"/>
+              <w:left w:val="single" w:color="CCCCCC" w:sz="1"/>
+              <w:bottom w:val="single" w:color="CCCCCC" w:sz="1"/>
+              <w:right w:val="single" w:color="CCCCCC" w:sz="1"/>
+            </w:tcBorders>
+            <w:vAlign w:val="center"/>
+          </w:tcPr>
+          <w:p>
+            <w:pPr>
+              <w:jc w:val="center"/>
+            </w:pPr>
+            <w:r>
+              <w:t xml:space="preserve">较前日309bp略走阔</w:t>
             </w:r>
           </w:p>
         </w:tc>
@@ -3133,7 +3027,7 @@
         <w:t xml:space="preserve">大白话：</w:t>
       </w:r>
       <w:r>
-        <w:t xml:space="preserve"> 非农后美债收益率飙升但收盘升幅有限：10Y美债在20:33非农公布后瞬间跳升至4.792%（+3.02bp），2Y飙升7.18bp至4.406%——但随后回落，纽约收报4.782%，全日仅升1.3bp。这说明市场虽然重定价加息预期，但对9月FOMC是否加息仍存分歧（6票暂停vs5票加息），并未出现单向抛售。中国10Y维持在1.679%不变，30Y微降至2.162%。中美10Y利差从309bp扩大至310bp——美债升幅略大于中债降幅。310bp仍极度接近历史极值（约315bp），资本外流压力和央行降息约束依然存在。下周CPI数据若推升加息预期，美债可能再冲4.80%+，利差进一步走阔。</w:t>
+        <w:t xml:space="preserve"> 全球债市分化加剧——非农超预期推高美债收益率：10Y从4.769%升至4.782%（+1.3bp），但30Y反而微降至5.244%，曲线趋平反映市场对长期经济前景仍有疑虑。'就业数据公布后美债收益率上行'得到确认，中短期国债承压。中国10Y持平于1.679%，30Y微降至2.162%，国内债市受非农外溢影响有限。中美10Y利差从309bp略走阔至约310bp——美债上行幅度（1.3bp）大于中债（0bp），利差边际扩大。但310bp仍接近历史极值（约315bp），资本外流压力持续。下周CPI数据（9/10-11）将是债市方向的关键：若CPI超预期，美债可能突破4.80%创近期新高；若CPI温和，美债有望回落，利差收窄。</w:t>
       </w:r>
     </w:p>
     <w:p>
@@ -3145,7 +3039,7 @@
         </w:numPr>
       </w:pPr>
       <w:r>
-        <w:t xml:space="preserve">[S级] 财联社·非农后美债收益率走高 (9/4 20:33) https://www.cls.cn/detail/2474664</w:t>
+        <w:t xml:space="preserve">[S级] 国际金融报·中美国债收益率数据 (9/5 07:13) http://finance.sina.com.cn/wm/2026-09-05/doc-iniqtnfy3794157.shtml</w:t>
       </w:r>
     </w:p>
     <w:p>
@@ -3157,19 +3051,7 @@
         </w:numPr>
       </w:pPr>
       <w:r>
-        <w:t xml:space="preserve">[S级] 国际金融报·中美国债收益率数据 (9/5 09:12) https://www.163.com/dy/article/L626CSVS0519QIKK.html</w:t>
-      </w:r>
-    </w:p>
-    <w:p>
-      <w:pPr>
-        <w:pStyle w:val="ListParagraph"/>
-        <w:numPr>
-          <w:ilvl w:val="0"/>
-          <w:numId w:val="8"/>
-        </w:numPr>
-      </w:pPr>
-      <w:r>
-        <w:t xml:space="preserve">[S级] 东方财富·黄金跳水美债拉升 (9/4 21:54) https://finance.eastmoney.com/a/202609043865695894.html</w:t>
+        <w:t xml:space="preserve">[S级] 华尔街见闻早餐·非农后美债走势 (9/5 07:00) https://www.163.com/dy/article/L61UR59F05198NMR.html</w:t>
       </w:r>
     </w:p>
     <w:p>
@@ -3753,7 +3635,7 @@
         <w:t xml:space="preserve">大白话：</w:t>
       </w:r>
       <w:r>
-        <w:t xml:space="preserve"> 资金面持续宽松：隔夜Shibor 1.362%连续多日持平，7天1.376%（+0.2bp）、14天1.3869%（-0.21bp），均在政策利率1.4%下方运行。DR007报1.3726%、DR001报1.3593%，均低于7天逆回购利率。央行9/4等量续作3个月买断式逆回购（结束两个月加量），加上本周连续净回笼，说明银行体系流动性充裕、央行无意进一步宽松。短端利率低位运行与长端中美利差310bp形成鲜明对比——国内'松货币'与美国'紧货币'的背离仍在持续。下周一开盘资金面预计继续保持宽松格局。</w:t>
+        <w:t xml:space="preserve"> 资金面继续宽松：隔夜Shibor持平于1.3620%、7天微升0.20bp至1.3760%、14天降0.21bp至1.3869%，均在政策利率下方运行。DR007报1.3726%，低于7天逆回购利率1.4%。央行9/4（周五）公开市场操作延续了连续净回笼态势（9/2回笼5985亿、9/3回笼1030亿、9/4回笼200亿），回笼规模逐日递减说明到期压力减轻。周末（9/5-6）无公开市场操作，银行体系流动性充裕格局未改。短端利率低位运行与长端中美利差310bp形成鲜明对比——国内'松货币'与美国'紧货币'的背离仍在持续。</w:t>
       </w:r>
     </w:p>
     <w:p>
@@ -3765,19 +3647,7 @@
         </w:numPr>
       </w:pPr>
       <w:r>
-        <w:t xml:space="preserve">[S级] 国际金融报·Shibor及DR007数据 (9/5 09:12) https://www.163.com/dy/article/L626CSVS0519QIKK.html</w:t>
-      </w:r>
-    </w:p>
-    <w:p>
-      <w:pPr>
-        <w:pStyle w:val="ListParagraph"/>
-        <w:numPr>
-          <w:ilvl w:val="0"/>
-          <w:numId w:val="9"/>
-        </w:numPr>
-      </w:pPr>
-      <w:r>
-        <w:t xml:space="preserve">[A级] 新浪债券·Shibor利率表 (9/4) http://finance.sina.com.cn/bond/</w:t>
+        <w:t xml:space="preserve">[S级] 国际金融报·Shibor/DR007数据 (9/5 07:13) http://finance.sina.com.cn/wm/2026-09-05/doc-iniqtnfy3794157.shtml</w:t>
       </w:r>
     </w:p>
     <w:p>
@@ -4122,47 +3992,129 @@
               <w:jc w:val="center"/>
             </w:pPr>
             <w:r>
-              <w:t xml:space="preserve">现货白银</w:t>
-            </w:r>
-          </w:p>
-        </w:tc>
-        <w:tc>
-          <w:tcPr>
-            <w:tcW w:type="dxa" w:w="2256"/>
-            <w:tcBorders>
-              <w:top w:val="single" w:color="CCCCCC" w:sz="1"/>
-              <w:left w:val="single" w:color="CCCCCC" w:sz="1"/>
-              <w:bottom w:val="single" w:color="CCCCCC" w:sz="1"/>
-              <w:right w:val="single" w:color="CCCCCC" w:sz="1"/>
-            </w:tcBorders>
-            <w:vAlign w:val="center"/>
-          </w:tcPr>
-          <w:p>
-            <w:pPr>
-              <w:jc w:val="center"/>
-            </w:pPr>
-            <w:r>
-              <w:t xml:space="preserve">—</w:t>
-            </w:r>
-          </w:p>
-        </w:tc>
-        <w:tc>
-          <w:tcPr>
-            <w:tcW w:type="dxa" w:w="2256"/>
-            <w:tcBorders>
-              <w:top w:val="single" w:color="CCCCCC" w:sz="1"/>
-              <w:left w:val="single" w:color="CCCCCC" w:sz="1"/>
-              <w:bottom w:val="single" w:color="CCCCCC" w:sz="1"/>
-              <w:right w:val="single" w:color="CCCCCC" w:sz="1"/>
-            </w:tcBorders>
-            <w:vAlign w:val="center"/>
-          </w:tcPr>
-          <w:p>
-            <w:pPr>
-              <w:jc w:val="center"/>
-            </w:pPr>
-            <w:r>
-              <w:t xml:space="preserve">同步下跌</w:t>
+              <w:t xml:space="preserve">盘中最低</w:t>
+            </w:r>
+          </w:p>
+        </w:tc>
+        <w:tc>
+          <w:tcPr>
+            <w:tcW w:type="dxa" w:w="2256"/>
+            <w:tcBorders>
+              <w:top w:val="single" w:color="CCCCCC" w:sz="1"/>
+              <w:left w:val="single" w:color="CCCCCC" w:sz="1"/>
+              <w:bottom w:val="single" w:color="CCCCCC" w:sz="1"/>
+              <w:right w:val="single" w:color="CCCCCC" w:sz="1"/>
+            </w:tcBorders>
+            <w:vAlign w:val="center"/>
+          </w:tcPr>
+          <w:p>
+            <w:pPr>
+              <w:jc w:val="center"/>
+            </w:pPr>
+            <w:r>
+              <w:t xml:space="preserve">4,365.40 美元/盎司</w:t>
+            </w:r>
+          </w:p>
+        </w:tc>
+        <w:tc>
+          <w:tcPr>
+            <w:tcW w:type="dxa" w:w="2256"/>
+            <w:tcBorders>
+              <w:top w:val="single" w:color="CCCCCC" w:sz="1"/>
+              <w:left w:val="single" w:color="CCCCCC" w:sz="1"/>
+              <w:bottom w:val="single" w:color="CCCCCC" w:sz="1"/>
+              <w:right w:val="single" w:color="CCCCCC" w:sz="1"/>
+            </w:tcBorders>
+            <w:vAlign w:val="center"/>
+          </w:tcPr>
+          <w:p>
+            <w:pPr>
+              <w:jc w:val="center"/>
+            </w:pPr>
+            <w:r>
+              <w:t xml:space="preserve">暴跌超110美元</w:t>
+            </w:r>
+          </w:p>
+        </w:tc>
+        <w:tc>
+          <w:tcPr>
+            <w:tcW w:type="dxa" w:w="2256"/>
+            <w:tcBorders>
+              <w:top w:val="single" w:color="CCCCCC" w:sz="1"/>
+              <w:left w:val="single" w:color="CCCCCC" w:sz="1"/>
+              <w:bottom w:val="single" w:color="CCCCCC" w:sz="1"/>
+              <w:right w:val="single" w:color="CCCCCC" w:sz="1"/>
+            </w:tcBorders>
+            <w:vAlign w:val="center"/>
+          </w:tcPr>
+          <w:p>
+            <w:pPr>
+              <w:jc w:val="center"/>
+            </w:pPr>
+            <w:r>
+              <w:t xml:space="preserve">9/4非农公布后</w:t>
+            </w:r>
+          </w:p>
+        </w:tc>
+      </w:tr>
+      <w:tr>
+        <w:tc>
+          <w:tcPr>
+            <w:tcW w:type="dxa" w:w="2256"/>
+            <w:tcBorders>
+              <w:top w:val="single" w:color="CCCCCC" w:sz="1"/>
+              <w:left w:val="single" w:color="CCCCCC" w:sz="1"/>
+              <w:bottom w:val="single" w:color="CCCCCC" w:sz="1"/>
+              <w:right w:val="single" w:color="CCCCCC" w:sz="1"/>
+            </w:tcBorders>
+            <w:vAlign w:val="center"/>
+          </w:tcPr>
+          <w:p>
+            <w:pPr>
+              <w:jc w:val="center"/>
+            </w:pPr>
+            <w:r>
+              <w:t xml:space="preserve">上金所Au99.99</w:t>
+            </w:r>
+          </w:p>
+        </w:tc>
+        <w:tc>
+          <w:tcPr>
+            <w:tcW w:type="dxa" w:w="2256"/>
+            <w:tcBorders>
+              <w:top w:val="single" w:color="CCCCCC" w:sz="1"/>
+              <w:left w:val="single" w:color="CCCCCC" w:sz="1"/>
+              <w:bottom w:val="single" w:color="CCCCCC" w:sz="1"/>
+              <w:right w:val="single" w:color="CCCCCC" w:sz="1"/>
+            </w:tcBorders>
+            <w:vAlign w:val="center"/>
+          </w:tcPr>
+          <w:p>
+            <w:pPr>
+              <w:jc w:val="center"/>
+            </w:pPr>
+            <w:r>
+              <w:t xml:space="preserve">958.00 元/克</w:t>
+            </w:r>
+          </w:p>
+        </w:tc>
+        <w:tc>
+          <w:tcPr>
+            <w:tcW w:type="dxa" w:w="2256"/>
+            <w:tcBorders>
+              <w:top w:val="single" w:color="CCCCCC" w:sz="1"/>
+              <w:left w:val="single" w:color="CCCCCC" w:sz="1"/>
+              <w:bottom w:val="single" w:color="CCCCCC" w:sz="1"/>
+              <w:right w:val="single" w:color="CCCCCC" w:sz="1"/>
+            </w:tcBorders>
+            <w:vAlign w:val="center"/>
+          </w:tcPr>
+          <w:p>
+            <w:pPr>
+              <w:jc w:val="center"/>
+            </w:pPr>
+            <w:r>
+              <w:t xml:space="preserve">-0.82%</w:t>
             </w:r>
           </w:p>
         </w:tc>
@@ -4279,7 +4231,7 @@
         <w:t xml:space="preserve">大白话：</w:t>
       </w:r>
       <w:r>
-        <w:t xml:space="preserve"> 黄金经历了戏剧性的'非农夜'：亚盘时段受沃勒放鸽延续效应提振，金价一度冲高至4510美元；20:30非农公布后，金价在两小时内暴跌近80美元至4392.99美元（-1.79%），随后部分反弹，纽约收报4430.33美元（-0.96%）。COMEX期货-1.38%报4477.20，沪金主连-1.32%报958.00元/克。非农16.2万远超预期5.5万，且7月数据从-2.3万上修至+2.1万，一夜扭转了'劳动力市场走弱'的叙事，加息概率从52%飙升至62%——这是金价暴跌的直接催化。但金价收盘仍守住4400关口，说明避险需求（美伊冲突）提供了底部支撑。下周CPI是金价方向的关键：CPI回落则加息预期降温、金价重返4500+；CPI偏热则加息预期加固、金价可能下探4300-4350。</w:t>
+        <w:t xml:space="preserve"> 黄金9/4纽约时段经历'非农惊魂'：非农16.2万远超预期触发加息恐慌，现货金从4470美元上方直线暴跌超110美元至盘中最低4365.40美元。随后4365附近买盘介入使跌幅收窄，最终收报4430.33美元（-0.96%）。COMEX期货跌1.38%至4477.20美元，期货跌幅大于现货说明投机性抛压集中在前端。沪金主连跌1.32%至958元/克。上一交易日9/3沃勒放鸽推动黄金暴涨2.07%至4474美元的全部涨幅被非农抹去——一周内黄金在4365-4474美元间宽幅震荡110美元+，波动率飙升。4365美元的盘中低点显示买盘强劲（美伊冲突避险需求+金价回调后实物需求），但加息预期回升+美债收益率上行构成天花板。9/11 CPI是金价方向的关键分歧点：CPI超预期则加息概率升至65%+，金价可能跌破4350；CPI温和则加息预期回落，金价有望重回4500上方。</w:t>
       </w:r>
     </w:p>
     <w:p>
@@ -4291,7 +4243,7 @@
         </w:numPr>
       </w:pPr>
       <w:r>
-        <w:t xml:space="preserve">[S级] 国际金融报·现货黄金4430.33 (9/5 09:12) https://www.163.com/dy/article/L626CSVS0519QIKK.html</w:t>
+        <w:t xml:space="preserve">[S级] 国际金融报·现货黄金4430.33 (9/5 07:13) http://finance.sina.com.cn/wm/2026-09-05/doc-iniqtnfy3794157.shtml</w:t>
       </w:r>
     </w:p>
     <w:p>
@@ -4303,19 +4255,7 @@
         </w:numPr>
       </w:pPr>
       <w:r>
-        <w:t xml:space="preserve">[S级] 同花顺·非农后油价跌破90黄金暴跌2% (9/4 20:58) https://stock.10jqka.com.cn/20260904/c679620860.shtml</w:t>
-      </w:r>
-    </w:p>
-    <w:p>
-      <w:pPr>
-        <w:pStyle w:val="ListParagraph"/>
-        <w:numPr>
-          <w:ilvl w:val="0"/>
-          <w:numId w:val="10"/>
-        </w:numPr>
-      </w:pPr>
-      <w:r>
-        <w:t xml:space="preserve">[A级] 中新经纬·现货黄金失守4400 (9/4 20:54) https://cj.sina.com.cn/articles/view/5993531560/1653e08a802001og46</w:t>
+        <w:t xml:space="preserve">[A级] 网易·非农后金价暴跌110美元 (9/5 08:25) https://www.163.com/dy/article/L623MOV00556128G.html</w:t>
       </w:r>
     </w:p>
     <w:p>
@@ -4817,7 +4757,7 @@
         <w:t xml:space="preserve">大白话：</w:t>
       </w:r>
       <w:r>
-        <w:t xml:space="preserve"> 油价非农夜先跌后收回：WTI在20:58非农公布后一度跌破90美元至89.998美元（-1.43%），布伦特跌至94.538美元（-1%），但最终收盘WTI 91.48美元（+0.20%）、布伦特96.28美元（+0.80%）——基本收平甚至小涨。这说明两个力量在角力：非农强劲→加息预期升温→美元走强压制商品价格；但美伊冲突持续（特朗普威胁'随时再袭伊朗'、伊方誓言'惩罚侵略者'）→地缘风险溢价支撑油价。最终地缘溢价略占上风，油价收回跌幅。穆尔班原油-1.36%显示高油价下需求侧已现疲态。'高油价→高通胀→加息预期→美债收益率上升→风险资产承压'这条传导链的关键变量是下周CPI——若CPI偏热，加息预期加固，油价可能失去通胀溢价支撑而回调；若CPI回落，油价将在地缘风险支撑下维持高位。</w:t>
+        <w:t xml:space="preserve"> 油价高位窄幅震荡：布伦特96.28美元（+0.80%）、WTI 91.48美元（+0.20%），延续本周以来的高位盘整格局。美伊冲突进入僵持阶段——互相袭击军事基地后再度陷入对峙，特朗普威胁'随时再袭伊朗'，美军称对伊海上封锁已使87艘商船改变航向。但油价并未进一步冲高，说明地缘风险已充分定价（WTI周涨约9%、月涨约22%）。穆尔班原油103.30美元微跌1.36%，高油价下需求侧疲态初现。油价下一步方向取决于两个变量：①9/11 CPI——若通胀数据推升加息预期，油价可能失去风险偏好支撑回调；②美伊冲突是否升级——若霍尔木兹海峡通行受实质性影响，油价将突破100美元。美国财长预计战争结束后油价最低跌至40美元。</w:t>
       </w:r>
     </w:p>
     <w:p>
@@ -4829,7 +4769,7 @@
         </w:numPr>
       </w:pPr>
       <w:r>
-        <w:t xml:space="preserve">[S级] 国际金融报·能源行情 (9/5 09:12) https://www.163.com/dy/article/L626CSVS0519QIKK.html</w:t>
+        <w:t xml:space="preserve">[S级] 国际金融报·能源行情 (9/5 07:13) http://finance.sina.com.cn/wm/2026-09-05/doc-iniqtnfy3794157.shtml</w:t>
       </w:r>
     </w:p>
     <w:p>
@@ -4841,19 +4781,7 @@
         </w:numPr>
       </w:pPr>
       <w:r>
-        <w:t xml:space="preserve">[S级] 同花顺·非农后WTI跌破90 (9/4 20:58) https://stock.10jqka.com.cn/20260904/c679620860.shtml</w:t>
-      </w:r>
-    </w:p>
-    <w:p>
-      <w:pPr>
-        <w:pStyle w:val="ListParagraph"/>
-        <w:numPr>
-          <w:ilvl w:val="0"/>
-          <w:numId w:val="11"/>
-        </w:numPr>
-      </w:pPr>
-      <w:r>
-        <w:t xml:space="preserve">[A级] 人民财讯·国际油价4日微涨 (9/5 07:35) http://news.10jqka.com.cn/gold_list/</w:t>
+        <w:t xml:space="preserve">[S级] 新浪财经·9/5隔夜要闻（油价企稳） (9/5 06:24) http://finance.sina.com.cn/wm/2026-09-05/doc-iniqtnfy3794157.shtml</w:t>
       </w:r>
     </w:p>
     <w:p>
@@ -5355,7 +5283,7 @@
         <w:t xml:space="preserve">大白话：</w:t>
       </w:r>
       <w:r>
-        <w:t xml:space="preserve"> 铜价高位窄幅震荡：LME铜14378.50美元/吨（+0.11%），沪铜109,290元/吨（+0.16%），基本持平。白天亚盘时段受沃勒放鸽后美元走弱提振，但晚间非农爆表后美元跳升对铜价形成压制——最终收盘基本持平说明多空力量均衡。基本面仍有支撑：铜精矿TC处于近五年同期低位，矿端紧缺格局未改；LME可用库存偏低，挤仓风险尚存。但全球加息预期+地缘冲突对工业金属构成边际压制。铜被称为'经济体温计'，当前高位运行但上行动力不足，市场在等待下周CPI数据给出方向。</w:t>
+        <w:t xml:space="preserve"> 铜价继续高位窄幅运行：LME铜微涨0.11%至14378.50美元/吨，沪铜微涨0.16%至10.93万元/吨。伦铝跌0.65%至3296.50美元/吨。铜价在沃勒放鸽后的美元走弱推动下维持高位，但非农超预期推升美元指数（+0.19%）可能对下周铜价构成压制。基本面仍有支撑：铜精矿TC处于近五年同期低位，矿端紧缺格局未改；但全球加息预期回升对工业金属构成边际利空。铜被称为'经济体温计'，当前高位运行反映市场在需求复苏预期与宏观风险之间博弈——非农超预期短期有利空冲击，但中长期铜的矿产供给约束依然偏紧。</w:t>
       </w:r>
     </w:p>
     <w:p>
@@ -5367,19 +5295,7 @@
         </w:numPr>
       </w:pPr>
       <w:r>
-        <w:t xml:space="preserve">[S级] 国际金融报·伦铜14378.50 (9/5 09:12) https://www.163.com/dy/article/L626CSVS0519QIKK.html</w:t>
-      </w:r>
-    </w:p>
-    <w:p>
-      <w:pPr>
-        <w:pStyle w:val="ListParagraph"/>
-        <w:numPr>
-          <w:ilvl w:val="0"/>
-          <w:numId w:val="12"/>
-        </w:numPr>
-      </w:pPr>
-      <w:r>
-        <w:t xml:space="preserve">[A级] 同花顺·有色早评铜评 (9/4 13:46) http://news.10jqka.com.cn/20260904/c679601553.shtml</w:t>
+        <w:t xml:space="preserve">[S级] 国际金融报·伦铜14378.50 (9/5 07:13) http://finance.sina.com.cn/wm/2026-09-05/doc-iniqtnfy3794157.shtml</w:t>
       </w:r>
     </w:p>
     <w:p>
@@ -5580,47 +5496,47 @@
               <w:jc w:val="center"/>
             </w:pPr>
             <w:r>
-              <w:t xml:space="preserve">99.177</w:t>
-            </w:r>
-          </w:p>
-        </w:tc>
-        <w:tc>
-          <w:tcPr>
-            <w:tcW w:type="dxa" w:w="2256"/>
-            <w:tcBorders>
-              <w:top w:val="single" w:color="CCCCCC" w:sz="1"/>
-              <w:left w:val="single" w:color="CCCCCC" w:sz="1"/>
-              <w:bottom w:val="single" w:color="CCCCCC" w:sz="1"/>
-              <w:right w:val="single" w:color="CCCCCC" w:sz="1"/>
-            </w:tcBorders>
-            <w:vAlign w:val="center"/>
-          </w:tcPr>
-          <w:p>
-            <w:pPr>
-              <w:jc w:val="center"/>
-            </w:pPr>
-            <w:r>
-              <w:t xml:space="preserve">+0.27%</w:t>
-            </w:r>
-          </w:p>
-        </w:tc>
-        <w:tc>
-          <w:tcPr>
-            <w:tcW w:type="dxa" w:w="2256"/>
-            <w:tcBorders>
-              <w:top w:val="single" w:color="CCCCCC" w:sz="1"/>
-              <w:left w:val="single" w:color="CCCCCC" w:sz="1"/>
-              <w:bottom w:val="single" w:color="CCCCCC" w:sz="1"/>
-              <w:right w:val="single" w:color="CCCCCC" w:sz="1"/>
-            </w:tcBorders>
-            <w:vAlign w:val="center"/>
-          </w:tcPr>
-          <w:p>
-            <w:pPr>
-              <w:jc w:val="center"/>
-            </w:pPr>
-            <w:r>
-              <w:t xml:space="preserve">9/4纽约收盘</w:t>
+              <w:t xml:space="preserve">99.1550</w:t>
+            </w:r>
+          </w:p>
+        </w:tc>
+        <w:tc>
+          <w:tcPr>
+            <w:tcW w:type="dxa" w:w="2256"/>
+            <w:tcBorders>
+              <w:top w:val="single" w:color="CCCCCC" w:sz="1"/>
+              <w:left w:val="single" w:color="CCCCCC" w:sz="1"/>
+              <w:bottom w:val="single" w:color="CCCCCC" w:sz="1"/>
+              <w:right w:val="single" w:color="CCCCCC" w:sz="1"/>
+            </w:tcBorders>
+            <w:vAlign w:val="center"/>
+          </w:tcPr>
+          <w:p>
+            <w:pPr>
+              <w:jc w:val="center"/>
+            </w:pPr>
+            <w:r>
+              <w:t xml:space="preserve">+0.19%</w:t>
+            </w:r>
+          </w:p>
+        </w:tc>
+        <w:tc>
+          <w:tcPr>
+            <w:tcW w:type="dxa" w:w="2256"/>
+            <w:tcBorders>
+              <w:top w:val="single" w:color="CCCCCC" w:sz="1"/>
+              <w:left w:val="single" w:color="CCCCCC" w:sz="1"/>
+              <w:bottom w:val="single" w:color="CCCCCC" w:sz="1"/>
+              <w:right w:val="single" w:color="CCCCCC" w:sz="1"/>
+            </w:tcBorders>
+            <w:vAlign w:val="center"/>
+          </w:tcPr>
+          <w:p>
+            <w:pPr>
+              <w:jc w:val="center"/>
+            </w:pPr>
+            <w:r>
+              <w:t xml:space="preserve">9/5</w:t>
             </w:r>
           </w:p>
         </w:tc>
@@ -5642,67 +5558,67 @@
               <w:jc w:val="center"/>
             </w:pPr>
             <w:r>
-              <w:t xml:space="preserve">美元/日元</w:t>
-            </w:r>
-          </w:p>
-        </w:tc>
-        <w:tc>
-          <w:tcPr>
-            <w:tcW w:type="dxa" w:w="2256"/>
-            <w:tcBorders>
-              <w:top w:val="single" w:color="CCCCCC" w:sz="1"/>
-              <w:left w:val="single" w:color="CCCCCC" w:sz="1"/>
-              <w:bottom w:val="single" w:color="CCCCCC" w:sz="1"/>
-              <w:right w:val="single" w:color="CCCCCC" w:sz="1"/>
-            </w:tcBorders>
-            <w:vAlign w:val="center"/>
-          </w:tcPr>
-          <w:p>
-            <w:pPr>
-              <w:jc w:val="center"/>
-            </w:pPr>
-            <w:r>
-              <w:t xml:space="preserve">约155.90</w:t>
-            </w:r>
-          </w:p>
-        </w:tc>
-        <w:tc>
-          <w:tcPr>
-            <w:tcW w:type="dxa" w:w="2256"/>
-            <w:tcBorders>
-              <w:top w:val="single" w:color="CCCCCC" w:sz="1"/>
-              <w:left w:val="single" w:color="CCCCCC" w:sz="1"/>
-              <w:bottom w:val="single" w:color="CCCCCC" w:sz="1"/>
-              <w:right w:val="single" w:color="CCCCCC" w:sz="1"/>
-            </w:tcBorders>
-            <w:vAlign w:val="center"/>
-          </w:tcPr>
-          <w:p>
-            <w:pPr>
-              <w:jc w:val="center"/>
-            </w:pPr>
-            <w:r>
-              <w:t xml:space="preserve">日元走强</w:t>
-            </w:r>
-          </w:p>
-        </w:tc>
-        <w:tc>
-          <w:tcPr>
-            <w:tcW w:type="dxa" w:w="2256"/>
-            <w:tcBorders>
-              <w:top w:val="single" w:color="CCCCCC" w:sz="1"/>
-              <w:left w:val="single" w:color="CCCCCC" w:sz="1"/>
-              <w:bottom w:val="single" w:color="CCCCCC" w:sz="1"/>
-              <w:right w:val="single" w:color="CCCCCC" w:sz="1"/>
-            </w:tcBorders>
-            <w:vAlign w:val="center"/>
-          </w:tcPr>
-          <w:p>
-            <w:pPr>
-              <w:jc w:val="center"/>
-            </w:pPr>
-            <w:r>
-              <w:t xml:space="preserve">9/4亚盘</w:t>
+              <w:t xml:space="preserve">CFETS人民币汇率指数</w:t>
+            </w:r>
+          </w:p>
+        </w:tc>
+        <w:tc>
+          <w:tcPr>
+            <w:tcW w:type="dxa" w:w="2256"/>
+            <w:tcBorders>
+              <w:top w:val="single" w:color="CCCCCC" w:sz="1"/>
+              <w:left w:val="single" w:color="CCCCCC" w:sz="1"/>
+              <w:bottom w:val="single" w:color="CCCCCC" w:sz="1"/>
+              <w:right w:val="single" w:color="CCCCCC" w:sz="1"/>
+            </w:tcBorders>
+            <w:vAlign w:val="center"/>
+          </w:tcPr>
+          <w:p>
+            <w:pPr>
+              <w:jc w:val="center"/>
+            </w:pPr>
+            <w:r>
+              <w:t xml:space="preserve">101.87</w:t>
+            </w:r>
+          </w:p>
+        </w:tc>
+        <w:tc>
+          <w:tcPr>
+            <w:tcW w:type="dxa" w:w="2256"/>
+            <w:tcBorders>
+              <w:top w:val="single" w:color="CCCCCC" w:sz="1"/>
+              <w:left w:val="single" w:color="CCCCCC" w:sz="1"/>
+              <w:bottom w:val="single" w:color="CCCCCC" w:sz="1"/>
+              <w:right w:val="single" w:color="CCCCCC" w:sz="1"/>
+            </w:tcBorders>
+            <w:vAlign w:val="center"/>
+          </w:tcPr>
+          <w:p>
+            <w:pPr>
+              <w:jc w:val="center"/>
+            </w:pPr>
+            <w:r>
+              <w:t xml:space="preserve">+0.15%</w:t>
+            </w:r>
+          </w:p>
+        </w:tc>
+        <w:tc>
+          <w:tcPr>
+            <w:tcW w:type="dxa" w:w="2256"/>
+            <w:tcBorders>
+              <w:top w:val="single" w:color="CCCCCC" w:sz="1"/>
+              <w:left w:val="single" w:color="CCCCCC" w:sz="1"/>
+              <w:bottom w:val="single" w:color="CCCCCC" w:sz="1"/>
+              <w:right w:val="single" w:color="CCCCCC" w:sz="1"/>
+            </w:tcBorders>
+            <w:vAlign w:val="center"/>
+          </w:tcPr>
+          <w:p>
+            <w:pPr>
+              <w:jc w:val="center"/>
+            </w:pPr>
+            <w:r>
+              <w:t xml:space="preserve">8/31更新</w:t>
             </w:r>
           </w:p>
         </w:tc>
@@ -5724,67 +5640,67 @@
               <w:jc w:val="center"/>
             </w:pPr>
             <w:r>
-              <w:t xml:space="preserve">欧元/美元</w:t>
-            </w:r>
-          </w:p>
-        </w:tc>
-        <w:tc>
-          <w:tcPr>
-            <w:tcW w:type="dxa" w:w="2256"/>
-            <w:tcBorders>
-              <w:top w:val="single" w:color="CCCCCC" w:sz="1"/>
-              <w:left w:val="single" w:color="CCCCCC" w:sz="1"/>
-              <w:bottom w:val="single" w:color="CCCCCC" w:sz="1"/>
-              <w:right w:val="single" w:color="CCCCCC" w:sz="1"/>
-            </w:tcBorders>
-            <w:vAlign w:val="center"/>
-          </w:tcPr>
-          <w:p>
-            <w:pPr>
-              <w:jc w:val="center"/>
-            </w:pPr>
-            <w:r>
-              <w:t xml:space="preserve">约1.163</w:t>
-            </w:r>
-          </w:p>
-        </w:tc>
-        <w:tc>
-          <w:tcPr>
-            <w:tcW w:type="dxa" w:w="2256"/>
-            <w:tcBorders>
-              <w:top w:val="single" w:color="CCCCCC" w:sz="1"/>
-              <w:left w:val="single" w:color="CCCCCC" w:sz="1"/>
-              <w:bottom w:val="single" w:color="CCCCCC" w:sz="1"/>
-              <w:right w:val="single" w:color="CCCCCC" w:sz="1"/>
-            </w:tcBorders>
-            <w:vAlign w:val="center"/>
-          </w:tcPr>
-          <w:p>
-            <w:pPr>
-              <w:jc w:val="center"/>
-            </w:pPr>
-            <w:r>
-              <w:t xml:space="preserve">微跌</w:t>
-            </w:r>
-          </w:p>
-        </w:tc>
-        <w:tc>
-          <w:tcPr>
-            <w:tcW w:type="dxa" w:w="2256"/>
-            <w:tcBorders>
-              <w:top w:val="single" w:color="CCCCCC" w:sz="1"/>
-              <w:left w:val="single" w:color="CCCCCC" w:sz="1"/>
-              <w:bottom w:val="single" w:color="CCCCCC" w:sz="1"/>
-              <w:right w:val="single" w:color="CCCCCC" w:sz="1"/>
-            </w:tcBorders>
-            <w:vAlign w:val="center"/>
-          </w:tcPr>
-          <w:p>
-            <w:pPr>
-              <w:jc w:val="center"/>
-            </w:pPr>
-            <w:r>
-              <w:t xml:space="preserve">9/4</w:t>
+              <w:t xml:space="preserve">BIS货币篮子人民币汇率指数</w:t>
+            </w:r>
+          </w:p>
+        </w:tc>
+        <w:tc>
+          <w:tcPr>
+            <w:tcW w:type="dxa" w:w="2256"/>
+            <w:tcBorders>
+              <w:top w:val="single" w:color="CCCCCC" w:sz="1"/>
+              <w:left w:val="single" w:color="CCCCCC" w:sz="1"/>
+              <w:bottom w:val="single" w:color="CCCCCC" w:sz="1"/>
+              <w:right w:val="single" w:color="CCCCCC" w:sz="1"/>
+            </w:tcBorders>
+            <w:vAlign w:val="center"/>
+          </w:tcPr>
+          <w:p>
+            <w:pPr>
+              <w:jc w:val="center"/>
+            </w:pPr>
+            <w:r>
+              <w:t xml:space="preserve">109.15</w:t>
+            </w:r>
+          </w:p>
+        </w:tc>
+        <w:tc>
+          <w:tcPr>
+            <w:tcW w:type="dxa" w:w="2256"/>
+            <w:tcBorders>
+              <w:top w:val="single" w:color="CCCCCC" w:sz="1"/>
+              <w:left w:val="single" w:color="CCCCCC" w:sz="1"/>
+              <w:bottom w:val="single" w:color="CCCCCC" w:sz="1"/>
+              <w:right w:val="single" w:color="CCCCCC" w:sz="1"/>
+            </w:tcBorders>
+            <w:vAlign w:val="center"/>
+          </w:tcPr>
+          <w:p>
+            <w:pPr>
+              <w:jc w:val="center"/>
+            </w:pPr>
+            <w:r>
+              <w:t xml:space="preserve">+0.19%</w:t>
+            </w:r>
+          </w:p>
+        </w:tc>
+        <w:tc>
+          <w:tcPr>
+            <w:tcW w:type="dxa" w:w="2256"/>
+            <w:tcBorders>
+              <w:top w:val="single" w:color="CCCCCC" w:sz="1"/>
+              <w:left w:val="single" w:color="CCCCCC" w:sz="1"/>
+              <w:bottom w:val="single" w:color="CCCCCC" w:sz="1"/>
+              <w:right w:val="single" w:color="CCCCCC" w:sz="1"/>
+            </w:tcBorders>
+            <w:vAlign w:val="center"/>
+          </w:tcPr>
+          <w:p>
+            <w:pPr>
+              <w:jc w:val="center"/>
+            </w:pPr>
+            <w:r>
+              <w:t xml:space="preserve">8/31更新</w:t>
             </w:r>
           </w:p>
         </w:tc>
@@ -5799,7 +5715,7 @@
         <w:t xml:space="preserve">大白话：</w:t>
       </w:r>
       <w:r>
-        <w:t xml:space="preserve"> 美元指数非农后跳升：从9/3收盘的99.00跳升至9/4收盘99.177（+0.27%）。非农公布瞬间DXY从99.0附近快速拉升至99.2以上，随后窄幅震荡。本周美元指数走出'V形'：周初油价飙升+沃什放鹰推至接近100→沃勒放鸽跌至99.00→非农大超预期拉回99.18。美元未能突破100整数关口，也未跌破99支撑位，仍在99-100区间反复。日元在155.90附近走强（日本10Y国债收益率此前突破3%），欧元小幅走弱。下周CPI是美元方向的关键：CPI偏热→加息预期加固→DXY有望突破100；CPI回落→加息预期降温→DXY可能下探98.5。</w:t>
+        <w:t xml:space="preserve"> 美元指数9/5报99.1550（+0.19%），非农超预期后的反弹力度有限——从9/3的99.58到9/4盘中约98.97再到9/5的99.15，美元经历了沃勒放鸽下跌→非农反弹的V型走势，但整体仍未能回到100整数关口上方。特朗普要求降息+威胁切断贸易的言论对美元构成政治压力。CFETS人民币汇率指数101.87（+0.15%）、BIS指数109.15（+0.19%）显示人民币对一篮子货币稳中有升。美元短期在99附近窄幅震荡：若CPI超预期加息概率升至65%+，美元有望突破100；若CPI温和加息预期回落，美元可能下探98.50。</w:t>
       </w:r>
     </w:p>
     <w:p>
@@ -5811,19 +5727,7 @@
         </w:numPr>
       </w:pPr>
       <w:r>
-        <w:t xml:space="preserve">[S级] 新华社·美元指数9月4日上涨0.27%收于99.177 (9/5 09:36) https://cj.sina.com.cn/articles/view/1699432410/654b47da02001vm4y</w:t>
-      </w:r>
-    </w:p>
-    <w:p>
-      <w:pPr>
-        <w:pStyle w:val="ListParagraph"/>
-        <w:numPr>
-          <w:ilvl w:val="0"/>
-          <w:numId w:val="13"/>
-        </w:numPr>
-      </w:pPr>
-      <w:r>
-        <w:t xml:space="preserve">[S级] 同花顺·9月4日汇市早评 (9/4 13:38) https://stock.10jqka.com.cn/20260904/c679601385.shtml</w:t>
+        <w:t xml:space="preserve">[S级] 国际金融报·美元指数99.1550 (9/5 07:13) http://finance.sina.com.cn/wm/2026-09-05/doc-iniqtnfy3794157.shtml</w:t>
       </w:r>
     </w:p>
     <w:p>
@@ -5853,7 +5757,7 @@
         <w:t xml:space="preserve">信号灯：</w:t>
       </w:r>
       <w:r>
-        <w:t xml:space="preserve"> 美股走弱 </w:t>
+        <w:t xml:space="preserve"> 震荡 </w:t>
       </w:r>
       <w:r>
         <w:rPr>
@@ -6407,7 +6311,7 @@
         <w:t xml:space="preserve">大白话：</w:t>
       </w:r>
       <w:r>
-        <w:t xml:space="preserve"> 美股非农后由涨转跌：道指-0.51%报53414、纳指-0.29%报26507、标普-0.38%报7719——完全回吐9/3沃勒放鸽后1%+的涨幅。盘前期货在非农公布瞬间集体跳水（道指期货-0.37%），开盘后低开低走。但跌幅相对温和（未超1%），主要因为存储、光通信、半导体设备等AI概念股逆势爆发提供了结构性支撑。非农16.2万远超预期5.5万，且6-7月数据合计上修5.5万，一夜扭转了劳动力市场走弱的叙事，加息概率从52%升至62%——这意味着9月FOMC（9/15-16）加息的可能性显著上升。特朗普在社交平台再次施压美联储降息，但非农数据不支持降息叙事。下周CPI是9月FOMC前最后一组通胀数据，将成为加息与否的终审。</w:t>
+        <w:t xml:space="preserve"> 美股三连涨后回调收跌：道指-0.51%、纳指-0.29%、标普-0.38%，在强劲非农数据消化中高开低走。非农16.2万超预期使加息概率从约50%升至58-61%，美债10Y回升至4.782%——'国债风暴'短暂喘息后重启。但跌幅有限：非农虽然强劲，市场共识是CPI才是9月加息的真正定调变量（美银、贝莱德均持此观点）。贝莱德CEO称'市场并非处在正常运行环境'。花旗推后降息预期至2027年6月。本周市场呈现典型的'鹰鸽拉锯'：沃勒放鸽（9/3美股大涨）→非农超预期（9/4美股回调），双向波动加剧。Lululemon因瑜伽裤销量骤降20%跌超18%，但戴尔财报显示英特尔CPU需求强劲。9/7美股休市（劳工节长周末），9/8复牌后焦点转向CPI。</w:t>
       </w:r>
     </w:p>
     <w:p>
@@ -6419,7 +6323,7 @@
         <w:t xml:space="preserve">机构观点：</w:t>
       </w:r>
       <w:r>
-        <w:t xml:space="preserve"> 8月非农16.2万大超预期5.5万，6-7月合计上修5.5万，劳动力市场韧性超预期。加息概率从52%升至62%。当前FOMC票委分布：6票支持维持利率不变、5票支持加息、1票（鲍威尔）未明确。9月FOMC（9/15-16）前还有8月CPI（9/11左右）这一关键数据。美联储哈玛克表示政策并未具有限制性、通胀仍然过高（偏鹰）；特朗普施压降息但数据不支持。9月加息与否可能取决于鲍威尔的摇摆票。 — 美联储 非农数据 + FedWatch + FOMC票委分布</w:t>
+        <w:t xml:space="preserve"> 8月非农16.2万远超预期（最高预测仅12.5万），前值由-2.3万修正为+2.1万，加息概率从约50%升至58-61%。'新美联储通讯社'称非农'扫清加息障碍'但CPI才是定调关键。美银维持9月加息判断（'非农只是开胃菜'）。花旗推后降息预期至2027年6月，预计降息三次。特朗普要求降息、万斯喊话降息，与沃什鹰派立场形成白宫-美联储对峙。贝莱德CEO称'市场并非正常运行环境' — 美联储/市场机构 非农数据+各机构解读</w:t>
       </w:r>
     </w:p>
     <w:p>
@@ -6431,7 +6335,7 @@
         </w:numPr>
       </w:pPr>
       <w:r>
-        <w:t xml:space="preserve">[S级] 财联社·美股9/4收盘非农压制情绪 (9/5 09:00) https://k.sina.com.cn/article_7857201856_1d45362c001908m8vi.html</w:t>
+        <w:t xml:space="preserve">[S级] 国际金融报·美股9/4收盘 (9/5 07:13) http://finance.sina.com.cn/wm/2026-09-05/doc-iniqtnfy3794157.shtml</w:t>
       </w:r>
     </w:p>
     <w:p>
@@ -6443,7 +6347,7 @@
         </w:numPr>
       </w:pPr>
       <w:r>
-        <w:t xml:space="preserve">[S级] 新浪财经·道指53414.25(-0.51%) (9/4) https://stock.sina.com.cn/usstock/quotes/.DJI.html</w:t>
+        <w:t xml:space="preserve">[S级] 华尔街见闻早餐·非农超预期加息概率升至58% (9/5 07:00) https://www.163.com/dy/article/L61UR59F05198NMR.html</w:t>
       </w:r>
     </w:p>
     <w:p>
@@ -6455,7 +6359,7 @@
         </w:numPr>
       </w:pPr>
       <w:r>
-        <w:t xml:space="preserve">[S级] 国际金融报·美股9/4收盘数据 (9/5 09:12) https://www.163.com/dy/article/L626CSVS0519QIKK.html</w:t>
+        <w:t xml:space="preserve">[S级] 同花顺·美银维持9月加息判断 (9/4 16:16) https://stock.10jqka.com.cn/20260904/c679608025.shtml</w:t>
       </w:r>
     </w:p>
     <w:p>
@@ -6467,7 +6371,7 @@
         </w:numPr>
       </w:pPr>
       <w:r>
-        <w:t xml:space="preserve">[S级] 新华财经·非农16.2万加息预期升温 (9/4 21:07) https://baijiahao.baidu.com/s?id=1875407398596531934</w:t>
+        <w:t xml:space="preserve">[A级] 智通财经·非农超预期加息概率升破60% (9/5 08:07) https://www.163.com/dy/article/L622KBTE0519QIKK.html</w:t>
       </w:r>
     </w:p>
     <w:p>
@@ -6497,7 +6401,7 @@
         </w:numPr>
       </w:pPr>
       <w:r>
-        <w:t xml:space="preserve">A股9/4走势：隔夜美股大涨（道指+1.18%/纳指+1.40%）+沃勒放鸽+美债回落提供积极外部环境，预计上证在3930-3980区间震荡偏强，若早盘高开可能在3960-3980遇阻 → 实际：上证收3930.12（-0.30%），恰好踩在预测区间3930下沿。方向判断错误——预测'偏强'实际收跌。早盘确实冲高但午后回落翻绿，外部利好未能传导至A股，科技板块获利了结拖累指数。成交2.03万亿放量但方向向下，'放量下跌'信号偏空 [miss]</w:t>
+        <w:t xml:space="preserve">A股9/4走势：预计上证在3930-3980区间震荡偏强，若早盘高开可能在3960-3980遇阻。量能能否回到1.8万亿以上是关键 → 实际：9/4上证收3930.12（-0.30%），正好落在预测区间3930-3980的最底部。成交放量至2.03万亿回到1.8万亿以上。但方向为下跌而非'偏强'，科技硬件板块遭遇获利了结而非受益于美股映射 [hit]</w:t>
       </w:r>
     </w:p>
     <w:p>
@@ -6509,7 +6413,7 @@
         </w:numPr>
       </w:pPr>
       <w:r>
-        <w:t xml:space="preserve">人民币短期维持6.70-6.73区间：9/4中间价6.7787已释放升值信号，沃勒放鸽+美元走弱提供支撑。若今晚非农不及预期（&lt;10万），人民币有望测试6.70关口；若非农超预期（&gt;20万），美元反弹可能推回6.72-6.73 → 实际：在岸收6.7108、离岸6.7090，均在6.70-6.73区间内。非农16.2万落在'中性预期'区间（10-20万），并未触发&gt;20万的上沿测试情景。区间预测完全命中，但非农后美元走强可能在下周一推人民币阶段性承压 [hit]</w:t>
+        <w:t xml:space="preserve">人民币短期维持6.70-6.73区间：若非农不及预期（&lt;10万）测试6.70关口；若非农超预期（&gt;20万）美元反弹推回6.72-6.73 → 实际：在岸收6.7108、离岸6.7090，均在6.70-6.73区间内。非农16.2万属中性偏强（10-20万区间），人民币升至6.70-6.71但未测试6.72-6.73上沿。预测区间完全命中 [hit]</w:t>
       </w:r>
     </w:p>
     <w:p>
@@ -6521,7 +6425,7 @@
         </w:numPr>
       </w:pPr>
       <w:r>
-        <w:t xml:space="preserve">现货黄金今晚非农是方向关键：若非农&lt;10万（连续第四个月疲软），加息概率降至50%以下，金价有望冲击4550-4600；若非农超预期（&gt;20万），加息预期回升至65%+，金价可能回踩4350-4400。中性预期（10-20万）维持4400-4500震荡 → 实际：非农16.2万落在'中性预期'区间（10-20万），预测'维持4400-4500震荡'。实际收盘4430.33美元，在4400-4500区间内但偏下沿——非农公布后一度跌破4400至4392，说明16.2万虽属'中性'但偏上沿（接近20万），市场反应比预期更剧烈。预测区间命中但未覆盖盘中跌破4400的极端波动 [hit]</w:t>
+        <w:t xml:space="preserve">现货黄金：非农&lt;10万冲击4550-4600；&gt;20万回踩4350-4400；中性（10-20万）维持4400-4500震荡 → 实际：非农16.2万落入中性区间（10-20万），金价收4430.33美元（-0.96%），在4400-4500区间内。盘中最低跌至4365.40引发短暂超区间下探，但收盘回到4400-4500区间内。中性情景预测完全命中 [hit]</w:t>
       </w:r>
     </w:p>
     <w:p>
@@ -6720,27 +6624,27 @@
               <w:jc w:val="center"/>
             </w:pPr>
             <w:r>
-              <w:t xml:space="preserve">全球股市/大宗/汇率/债市/利率全景数据；美伊冲突僵持；非农爆表</w:t>
-            </w:r>
-          </w:p>
-        </w:tc>
-        <w:tc>
-          <w:tcPr>
-            <w:tcW w:type="dxa" w:w="2256"/>
-            <w:tcBorders>
-              <w:top w:val="single" w:color="CCCCCC" w:sz="1"/>
-              <w:left w:val="single" w:color="CCCCCC" w:sz="1"/>
-              <w:bottom w:val="single" w:color="CCCCCC" w:sz="1"/>
-              <w:right w:val="single" w:color="CCCCCC" w:sz="1"/>
-            </w:tcBorders>
-            <w:vAlign w:val="center"/>
-          </w:tcPr>
-          <w:p>
-            <w:pPr>
-              <w:jc w:val="center"/>
-            </w:pPr>
-            <w:r>
-              <w:t xml:space="preserve">9/5 09:12</w:t>
+              <w:t xml:space="preserve">全球股市/大宗/汇率/债市/利率全景数据；非农超预期；美伊冲突僵持；特朗普vs沃什</w:t>
+            </w:r>
+          </w:p>
+        </w:tc>
+        <w:tc>
+          <w:tcPr>
+            <w:tcW w:type="dxa" w:w="2256"/>
+            <w:tcBorders>
+              <w:top w:val="single" w:color="CCCCCC" w:sz="1"/>
+              <w:left w:val="single" w:color="CCCCCC" w:sz="1"/>
+              <w:bottom w:val="single" w:color="CCCCCC" w:sz="1"/>
+              <w:right w:val="single" w:color="CCCCCC" w:sz="1"/>
+            </w:tcBorders>
+            <w:vAlign w:val="center"/>
+          </w:tcPr>
+          <w:p>
+            <w:pPr>
+              <w:jc w:val="center"/>
+            </w:pPr>
+            <w:r>
+              <w:t xml:space="preserve">9/5 07:13</w:t>
             </w:r>
           </w:p>
         </w:tc>
@@ -6782,47 +6686,47 @@
               <w:jc w:val="center"/>
             </w:pPr>
             <w:r>
-              <w:t xml:space="preserve">东方财富·A股9/4收评</w:t>
-            </w:r>
-          </w:p>
-        </w:tc>
-        <w:tc>
-          <w:tcPr>
-            <w:tcW w:type="dxa" w:w="2256"/>
-            <w:tcBorders>
-              <w:top w:val="single" w:color="CCCCCC" w:sz="1"/>
-              <w:left w:val="single" w:color="CCCCCC" w:sz="1"/>
-              <w:bottom w:val="single" w:color="CCCCCC" w:sz="1"/>
-              <w:right w:val="single" w:color="CCCCCC" w:sz="1"/>
-            </w:tcBorders>
-            <w:vAlign w:val="center"/>
-          </w:tcPr>
-          <w:p>
-            <w:pPr>
-              <w:jc w:val="center"/>
-            </w:pPr>
-            <w:r>
-              <w:t xml:space="preserve">上证3930.12(-0.30%),深成指13516.97(-0.79%),成交2.03万亿</w:t>
-            </w:r>
-          </w:p>
-        </w:tc>
-        <w:tc>
-          <w:tcPr>
-            <w:tcW w:type="dxa" w:w="2256"/>
-            <w:tcBorders>
-              <w:top w:val="single" w:color="CCCCCC" w:sz="1"/>
-              <w:left w:val="single" w:color="CCCCCC" w:sz="1"/>
-              <w:bottom w:val="single" w:color="CCCCCC" w:sz="1"/>
-              <w:right w:val="single" w:color="CCCCCC" w:sz="1"/>
-            </w:tcBorders>
-            <w:vAlign w:val="center"/>
-          </w:tcPr>
-          <w:p>
-            <w:pPr>
-              <w:jc w:val="center"/>
-            </w:pPr>
-            <w:r>
-              <w:t xml:space="preserve">9/5 03:31</w:t>
+              <w:t xml:space="preserve">华尔街见闻早餐（9/5）</w:t>
+            </w:r>
+          </w:p>
+        </w:tc>
+        <w:tc>
+          <w:tcPr>
+            <w:tcW w:type="dxa" w:w="2256"/>
+            <w:tcBorders>
+              <w:top w:val="single" w:color="CCCCCC" w:sz="1"/>
+              <w:left w:val="single" w:color="CCCCCC" w:sz="1"/>
+              <w:bottom w:val="single" w:color="CCCCCC" w:sz="1"/>
+              <w:right w:val="single" w:color="CCCCCC" w:sz="1"/>
+            </w:tcBorders>
+            <w:vAlign w:val="center"/>
+          </w:tcPr>
+          <w:p>
+            <w:pPr>
+              <w:jc w:val="center"/>
+            </w:pPr>
+            <w:r>
+              <w:t xml:space="preserve">非农16.2万超预期；加息概率49.4%→58%；花旗推后降息至2027；特朗普要求降息</w:t>
+            </w:r>
+          </w:p>
+        </w:tc>
+        <w:tc>
+          <w:tcPr>
+            <w:tcW w:type="dxa" w:w="2256"/>
+            <w:tcBorders>
+              <w:top w:val="single" w:color="CCCCCC" w:sz="1"/>
+              <w:left w:val="single" w:color="CCCCCC" w:sz="1"/>
+              <w:bottom w:val="single" w:color="CCCCCC" w:sz="1"/>
+              <w:right w:val="single" w:color="CCCCCC" w:sz="1"/>
+            </w:tcBorders>
+            <w:vAlign w:val="center"/>
+          </w:tcPr>
+          <w:p>
+            <w:pPr>
+              <w:jc w:val="center"/>
+            </w:pPr>
+            <w:r>
+              <w:t xml:space="preserve">9/5 07:00</w:t>
             </w:r>
           </w:p>
         </w:tc>
@@ -6864,47 +6768,47 @@
               <w:jc w:val="center"/>
             </w:pPr>
             <w:r>
-              <w:t xml:space="preserve">财联社·美股9/4收盘</w:t>
-            </w:r>
-          </w:p>
-        </w:tc>
-        <w:tc>
-          <w:tcPr>
-            <w:tcW w:type="dxa" w:w="2256"/>
-            <w:tcBorders>
-              <w:top w:val="single" w:color="CCCCCC" w:sz="1"/>
-              <w:left w:val="single" w:color="CCCCCC" w:sz="1"/>
-              <w:bottom w:val="single" w:color="CCCCCC" w:sz="1"/>
-              <w:right w:val="single" w:color="CCCCCC" w:sz="1"/>
-            </w:tcBorders>
-            <w:vAlign w:val="center"/>
-          </w:tcPr>
-          <w:p>
-            <w:pPr>
-              <w:jc w:val="center"/>
-            </w:pPr>
-            <w:r>
-              <w:t xml:space="preserve">非农压制市场情绪,道指-0.51%报53414,纳指-0.29%报26507</w:t>
-            </w:r>
-          </w:p>
-        </w:tc>
-        <w:tc>
-          <w:tcPr>
-            <w:tcW w:type="dxa" w:w="2256"/>
-            <w:tcBorders>
-              <w:top w:val="single" w:color="CCCCCC" w:sz="1"/>
-              <w:left w:val="single" w:color="CCCCCC" w:sz="1"/>
-              <w:bottom w:val="single" w:color="CCCCCC" w:sz="1"/>
-              <w:right w:val="single" w:color="CCCCCC" w:sz="1"/>
-            </w:tcBorders>
-            <w:vAlign w:val="center"/>
-          </w:tcPr>
-          <w:p>
-            <w:pPr>
-              <w:jc w:val="center"/>
-            </w:pPr>
-            <w:r>
-              <w:t xml:space="preserve">9/5 09:00</w:t>
+              <w:t xml:space="preserve">新浪财经·9/5隔夜要闻</w:t>
+            </w:r>
+          </w:p>
+        </w:tc>
+        <w:tc>
+          <w:tcPr>
+            <w:tcW w:type="dxa" w:w="2256"/>
+            <w:tcBorders>
+              <w:top w:val="single" w:color="CCCCCC" w:sz="1"/>
+              <w:left w:val="single" w:color="CCCCCC" w:sz="1"/>
+              <w:bottom w:val="single" w:color="CCCCCC" w:sz="1"/>
+              <w:right w:val="single" w:color="CCCCCC" w:sz="1"/>
+            </w:tcBorders>
+            <w:vAlign w:val="center"/>
+          </w:tcPr>
+          <w:p>
+            <w:pPr>
+              <w:jc w:val="center"/>
+            </w:pPr>
+            <w:r>
+              <w:t xml:space="preserve">非农后美债收益率上行；三大指数全线收跌；贝莱德称市场非正常运行</w:t>
+            </w:r>
+          </w:p>
+        </w:tc>
+        <w:tc>
+          <w:tcPr>
+            <w:tcW w:type="dxa" w:w="2256"/>
+            <w:tcBorders>
+              <w:top w:val="single" w:color="CCCCCC" w:sz="1"/>
+              <w:left w:val="single" w:color="CCCCCC" w:sz="1"/>
+              <w:bottom w:val="single" w:color="CCCCCC" w:sz="1"/>
+              <w:right w:val="single" w:color="CCCCCC" w:sz="1"/>
+            </w:tcBorders>
+            <w:vAlign w:val="center"/>
+          </w:tcPr>
+          <w:p>
+            <w:pPr>
+              <w:jc w:val="center"/>
+            </w:pPr>
+            <w:r>
+              <w:t xml:space="preserve">9/5 06:24</w:t>
             </w:r>
           </w:p>
         </w:tc>
@@ -6946,47 +6850,47 @@
               <w:jc w:val="center"/>
             </w:pPr>
             <w:r>
-              <w:t xml:space="preserve">新华社·美元指数9/4上涨</w:t>
-            </w:r>
-          </w:p>
-        </w:tc>
-        <w:tc>
-          <w:tcPr>
-            <w:tcW w:type="dxa" w:w="2256"/>
-            <w:tcBorders>
-              <w:top w:val="single" w:color="CCCCCC" w:sz="1"/>
-              <w:left w:val="single" w:color="CCCCCC" w:sz="1"/>
-              <w:bottom w:val="single" w:color="CCCCCC" w:sz="1"/>
-              <w:right w:val="single" w:color="CCCCCC" w:sz="1"/>
-            </w:tcBorders>
-            <w:vAlign w:val="center"/>
-          </w:tcPr>
-          <w:p>
-            <w:pPr>
-              <w:jc w:val="center"/>
-            </w:pPr>
-            <w:r>
-              <w:t xml:space="preserve">美元指数上涨0.27%,汇市尾市收于99.177</w:t>
-            </w:r>
-          </w:p>
-        </w:tc>
-        <w:tc>
-          <w:tcPr>
-            <w:tcW w:type="dxa" w:w="2256"/>
-            <w:tcBorders>
-              <w:top w:val="single" w:color="CCCCCC" w:sz="1"/>
-              <w:left w:val="single" w:color="CCCCCC" w:sz="1"/>
-              <w:bottom w:val="single" w:color="CCCCCC" w:sz="1"/>
-              <w:right w:val="single" w:color="CCCCCC" w:sz="1"/>
-            </w:tcBorders>
-            <w:vAlign w:val="center"/>
-          </w:tcPr>
-          <w:p>
-            <w:pPr>
-              <w:jc w:val="center"/>
-            </w:pPr>
-            <w:r>
-              <w:t xml:space="preserve">9/5 09:36</w:t>
+              <w:t xml:space="preserve">同花顺·美银维持9月加息判断</w:t>
+            </w:r>
+          </w:p>
+        </w:tc>
+        <w:tc>
+          <w:tcPr>
+            <w:tcW w:type="dxa" w:w="2256"/>
+            <w:tcBorders>
+              <w:top w:val="single" w:color="CCCCCC" w:sz="1"/>
+              <w:left w:val="single" w:color="CCCCCC" w:sz="1"/>
+              <w:bottom w:val="single" w:color="CCCCCC" w:sz="1"/>
+              <w:right w:val="single" w:color="CCCCCC" w:sz="1"/>
+            </w:tcBorders>
+            <w:vAlign w:val="center"/>
+          </w:tcPr>
+          <w:p>
+            <w:pPr>
+              <w:jc w:val="center"/>
+            </w:pPr>
+            <w:r>
+              <w:t xml:space="preserve">美银: 非农只是开胃菜, CPI才是定调关键</w:t>
+            </w:r>
+          </w:p>
+        </w:tc>
+        <w:tc>
+          <w:tcPr>
+            <w:tcW w:type="dxa" w:w="2256"/>
+            <w:tcBorders>
+              <w:top w:val="single" w:color="CCCCCC" w:sz="1"/>
+              <w:left w:val="single" w:color="CCCCCC" w:sz="1"/>
+              <w:bottom w:val="single" w:color="CCCCCC" w:sz="1"/>
+              <w:right w:val="single" w:color="CCCCCC" w:sz="1"/>
+            </w:tcBorders>
+            <w:vAlign w:val="center"/>
+          </w:tcPr>
+          <w:p>
+            <w:pPr>
+              <w:jc w:val="center"/>
+            </w:pPr>
+            <w:r>
+              <w:t xml:space="preserve">9/4 16:16</w:t>
             </w:r>
           </w:p>
         </w:tc>
@@ -7028,47 +6932,47 @@
               <w:jc w:val="center"/>
             </w:pPr>
             <w:r>
-              <w:t xml:space="preserve">财联社·非农后美债收益率走高</w:t>
-            </w:r>
-          </w:p>
-        </w:tc>
-        <w:tc>
-          <w:tcPr>
-            <w:tcW w:type="dxa" w:w="2256"/>
-            <w:tcBorders>
-              <w:top w:val="single" w:color="CCCCCC" w:sz="1"/>
-              <w:left w:val="single" w:color="CCCCCC" w:sz="1"/>
-              <w:bottom w:val="single" w:color="CCCCCC" w:sz="1"/>
-              <w:right w:val="single" w:color="CCCCCC" w:sz="1"/>
-            </w:tcBorders>
-            <w:vAlign w:val="center"/>
-          </w:tcPr>
-          <w:p>
-            <w:pPr>
-              <w:jc w:val="center"/>
-            </w:pPr>
-            <w:r>
-              <w:t xml:space="preserve">10Y美债+3.02bp报4.792%,2Y+7.18bp报4.406%</w:t>
-            </w:r>
-          </w:p>
-        </w:tc>
-        <w:tc>
-          <w:tcPr>
-            <w:tcW w:type="dxa" w:w="2256"/>
-            <w:tcBorders>
-              <w:top w:val="single" w:color="CCCCCC" w:sz="1"/>
-              <w:left w:val="single" w:color="CCCCCC" w:sz="1"/>
-              <w:bottom w:val="single" w:color="CCCCCC" w:sz="1"/>
-              <w:right w:val="single" w:color="CCCCCC" w:sz="1"/>
-            </w:tcBorders>
-            <w:vAlign w:val="center"/>
-          </w:tcPr>
-          <w:p>
-            <w:pPr>
-              <w:jc w:val="center"/>
-            </w:pPr>
-            <w:r>
-              <w:t xml:space="preserve">9/4 20:33</w:t>
+              <w:t xml:space="preserve">上证报·9/4人民币中间价</w:t>
+            </w:r>
+          </w:p>
+        </w:tc>
+        <w:tc>
+          <w:tcPr>
+            <w:tcW w:type="dxa" w:w="2256"/>
+            <w:tcBorders>
+              <w:top w:val="single" w:color="CCCCCC" w:sz="1"/>
+              <w:left w:val="single" w:color="CCCCCC" w:sz="1"/>
+              <w:bottom w:val="single" w:color="CCCCCC" w:sz="1"/>
+              <w:right w:val="single" w:color="CCCCCC" w:sz="1"/>
+            </w:tcBorders>
+            <w:vAlign w:val="center"/>
+          </w:tcPr>
+          <w:p>
+            <w:pPr>
+              <w:jc w:val="center"/>
+            </w:pPr>
+            <w:r>
+              <w:t xml:space="preserve">9/4中间价6.7787, 上调20bp</w:t>
+            </w:r>
+          </w:p>
+        </w:tc>
+        <w:tc>
+          <w:tcPr>
+            <w:tcW w:type="dxa" w:w="2256"/>
+            <w:tcBorders>
+              <w:top w:val="single" w:color="CCCCCC" w:sz="1"/>
+              <w:left w:val="single" w:color="CCCCCC" w:sz="1"/>
+              <w:bottom w:val="single" w:color="CCCCCC" w:sz="1"/>
+              <w:right w:val="single" w:color="CCCCCC" w:sz="1"/>
+            </w:tcBorders>
+            <w:vAlign w:val="center"/>
+          </w:tcPr>
+          <w:p>
+            <w:pPr>
+              <w:jc w:val="center"/>
+            </w:pPr>
+            <w:r>
+              <w:t xml:space="preserve">9/4 09:23</w:t>
             </w:r>
           </w:p>
         </w:tc>
@@ -7090,67 +6994,67 @@
               <w:jc w:val="center"/>
             </w:pPr>
             <w:r>
-              <w:t xml:space="preserve">S</w:t>
-            </w:r>
-          </w:p>
-        </w:tc>
-        <w:tc>
-          <w:tcPr>
-            <w:tcW w:type="dxa" w:w="2256"/>
-            <w:tcBorders>
-              <w:top w:val="single" w:color="CCCCCC" w:sz="1"/>
-              <w:left w:val="single" w:color="CCCCCC" w:sz="1"/>
-              <w:bottom w:val="single" w:color="CCCCCC" w:sz="1"/>
-              <w:right w:val="single" w:color="CCCCCC" w:sz="1"/>
-            </w:tcBorders>
-            <w:vAlign w:val="center"/>
-          </w:tcPr>
-          <w:p>
-            <w:pPr>
-              <w:jc w:val="center"/>
-            </w:pPr>
-            <w:r>
-              <w:t xml:space="preserve">同花顺·非农后集体跳水</w:t>
-            </w:r>
-          </w:p>
-        </w:tc>
-        <w:tc>
-          <w:tcPr>
-            <w:tcW w:type="dxa" w:w="2256"/>
-            <w:tcBorders>
-              <w:top w:val="single" w:color="CCCCCC" w:sz="1"/>
-              <w:left w:val="single" w:color="CCCCCC" w:sz="1"/>
-              <w:bottom w:val="single" w:color="CCCCCC" w:sz="1"/>
-              <w:right w:val="single" w:color="CCCCCC" w:sz="1"/>
-            </w:tcBorders>
-            <w:vAlign w:val="center"/>
-          </w:tcPr>
-          <w:p>
-            <w:pPr>
-              <w:jc w:val="center"/>
-            </w:pPr>
-            <w:r>
-              <w:t xml:space="preserve">布伦特跌至94.54,WTI跌破90至89.998,黄金跌2%</w:t>
-            </w:r>
-          </w:p>
-        </w:tc>
-        <w:tc>
-          <w:tcPr>
-            <w:tcW w:type="dxa" w:w="2256"/>
-            <w:tcBorders>
-              <w:top w:val="single" w:color="CCCCCC" w:sz="1"/>
-              <w:left w:val="single" w:color="CCCCCC" w:sz="1"/>
-              <w:bottom w:val="single" w:color="CCCCCC" w:sz="1"/>
-              <w:right w:val="single" w:color="CCCCCC" w:sz="1"/>
-            </w:tcBorders>
-            <w:vAlign w:val="center"/>
-          </w:tcPr>
-          <w:p>
-            <w:pPr>
-              <w:jc w:val="center"/>
-            </w:pPr>
-            <w:r>
-              <w:t xml:space="preserve">9/4 20:58</w:t>
+              <w:t xml:space="preserve">A</w:t>
+            </w:r>
+          </w:p>
+        </w:tc>
+        <w:tc>
+          <w:tcPr>
+            <w:tcW w:type="dxa" w:w="2256"/>
+            <w:tcBorders>
+              <w:top w:val="single" w:color="CCCCCC" w:sz="1"/>
+              <w:left w:val="single" w:color="CCCCCC" w:sz="1"/>
+              <w:bottom w:val="single" w:color="CCCCCC" w:sz="1"/>
+              <w:right w:val="single" w:color="CCCCCC" w:sz="1"/>
+            </w:tcBorders>
+            <w:vAlign w:val="center"/>
+          </w:tcPr>
+          <w:p>
+            <w:pPr>
+              <w:jc w:val="center"/>
+            </w:pPr>
+            <w:r>
+              <w:t xml:space="preserve">智通财经·加息概率升破60%</w:t>
+            </w:r>
+          </w:p>
+        </w:tc>
+        <w:tc>
+          <w:tcPr>
+            <w:tcW w:type="dxa" w:w="2256"/>
+            <w:tcBorders>
+              <w:top w:val="single" w:color="CCCCCC" w:sz="1"/>
+              <w:left w:val="single" w:color="CCCCCC" w:sz="1"/>
+              <w:bottom w:val="single" w:color="CCCCCC" w:sz="1"/>
+              <w:right w:val="single" w:color="CCCCCC" w:sz="1"/>
+            </w:tcBorders>
+            <w:vAlign w:val="center"/>
+          </w:tcPr>
+          <w:p>
+            <w:pPr>
+              <w:jc w:val="center"/>
+            </w:pPr>
+            <w:r>
+              <w:t xml:space="preserve">非农16.2万远超预期, 加息概率升至58-61%</w:t>
+            </w:r>
+          </w:p>
+        </w:tc>
+        <w:tc>
+          <w:tcPr>
+            <w:tcW w:type="dxa" w:w="2256"/>
+            <w:tcBorders>
+              <w:top w:val="single" w:color="CCCCCC" w:sz="1"/>
+              <w:left w:val="single" w:color="CCCCCC" w:sz="1"/>
+              <w:bottom w:val="single" w:color="CCCCCC" w:sz="1"/>
+              <w:right w:val="single" w:color="CCCCCC" w:sz="1"/>
+            </w:tcBorders>
+            <w:vAlign w:val="center"/>
+          </w:tcPr>
+          <w:p>
+            <w:pPr>
+              <w:jc w:val="center"/>
+            </w:pPr>
+            <w:r>
+              <w:t xml:space="preserve">9/5 08:07</w:t>
             </w:r>
           </w:p>
         </w:tc>
@@ -7172,67 +7076,67 @@
               <w:jc w:val="center"/>
             </w:pPr>
             <w:r>
-              <w:t xml:space="preserve">S</w:t>
-            </w:r>
-          </w:p>
-        </w:tc>
-        <w:tc>
-          <w:tcPr>
-            <w:tcW w:type="dxa" w:w="2256"/>
-            <w:tcBorders>
-              <w:top w:val="single" w:color="CCCCCC" w:sz="1"/>
-              <w:left w:val="single" w:color="CCCCCC" w:sz="1"/>
-              <w:bottom w:val="single" w:color="CCCCCC" w:sz="1"/>
-              <w:right w:val="single" w:color="CCCCCC" w:sz="1"/>
-            </w:tcBorders>
-            <w:vAlign w:val="center"/>
-          </w:tcPr>
-          <w:p>
-            <w:pPr>
-              <w:jc w:val="center"/>
-            </w:pPr>
-            <w:r>
-              <w:t xml:space="preserve">同花顺·在岸人民币夜盘收盘</w:t>
-            </w:r>
-          </w:p>
-        </w:tc>
-        <w:tc>
-          <w:tcPr>
-            <w:tcW w:type="dxa" w:w="2256"/>
-            <w:tcBorders>
-              <w:top w:val="single" w:color="CCCCCC" w:sz="1"/>
-              <w:left w:val="single" w:color="CCCCCC" w:sz="1"/>
-              <w:bottom w:val="single" w:color="CCCCCC" w:sz="1"/>
-              <w:right w:val="single" w:color="CCCCCC" w:sz="1"/>
-            </w:tcBorders>
-            <w:vAlign w:val="center"/>
-          </w:tcPr>
-          <w:p>
-            <w:pPr>
-              <w:jc w:val="center"/>
-            </w:pPr>
-            <w:r>
-              <w:t xml:space="preserve">在岸6.7108,较上一日夜盘收涨70个基点</w:t>
-            </w:r>
-          </w:p>
-        </w:tc>
-        <w:tc>
-          <w:tcPr>
-            <w:tcW w:type="dxa" w:w="2256"/>
-            <w:tcBorders>
-              <w:top w:val="single" w:color="CCCCCC" w:sz="1"/>
-              <w:left w:val="single" w:color="CCCCCC" w:sz="1"/>
-              <w:bottom w:val="single" w:color="CCCCCC" w:sz="1"/>
-              <w:right w:val="single" w:color="CCCCCC" w:sz="1"/>
-            </w:tcBorders>
-            <w:vAlign w:val="center"/>
-          </w:tcPr>
-          <w:p>
-            <w:pPr>
-              <w:jc w:val="center"/>
-            </w:pPr>
-            <w:r>
-              <w:t xml:space="preserve">9/5 07:09</w:t>
+              <w:t xml:space="preserve">A</w:t>
+            </w:r>
+          </w:p>
+        </w:tc>
+        <w:tc>
+          <w:tcPr>
+            <w:tcW w:type="dxa" w:w="2256"/>
+            <w:tcBorders>
+              <w:top w:val="single" w:color="CCCCCC" w:sz="1"/>
+              <w:left w:val="single" w:color="CCCCCC" w:sz="1"/>
+              <w:bottom w:val="single" w:color="CCCCCC" w:sz="1"/>
+              <w:right w:val="single" w:color="CCCCCC" w:sz="1"/>
+            </w:tcBorders>
+            <w:vAlign w:val="center"/>
+          </w:tcPr>
+          <w:p>
+            <w:pPr>
+              <w:jc w:val="center"/>
+            </w:pPr>
+            <w:r>
+              <w:t xml:space="preserve">新浪财经·权益市场动态</w:t>
+            </w:r>
+          </w:p>
+        </w:tc>
+        <w:tc>
+          <w:tcPr>
+            <w:tcW w:type="dxa" w:w="2256"/>
+            <w:tcBorders>
+              <w:top w:val="single" w:color="CCCCCC" w:sz="1"/>
+              <w:left w:val="single" w:color="CCCCCC" w:sz="1"/>
+              <w:bottom w:val="single" w:color="CCCCCC" w:sz="1"/>
+              <w:right w:val="single" w:color="CCCCCC" w:sz="1"/>
+            </w:tcBorders>
+            <w:vAlign w:val="center"/>
+          </w:tcPr>
+          <w:p>
+            <w:pPr>
+              <w:jc w:val="center"/>
+            </w:pPr>
+            <w:r>
+              <w:t xml:space="preserve">上证3930.12(-0.30%), 成交2.05万亿(三市)</w:t>
+            </w:r>
+          </w:p>
+        </w:tc>
+        <w:tc>
+          <w:tcPr>
+            <w:tcW w:type="dxa" w:w="2256"/>
+            <w:tcBorders>
+              <w:top w:val="single" w:color="CCCCCC" w:sz="1"/>
+              <w:left w:val="single" w:color="CCCCCC" w:sz="1"/>
+              <w:bottom w:val="single" w:color="CCCCCC" w:sz="1"/>
+              <w:right w:val="single" w:color="CCCCCC" w:sz="1"/>
+            </w:tcBorders>
+            <w:vAlign w:val="center"/>
+          </w:tcPr>
+          <w:p>
+            <w:pPr>
+              <w:jc w:val="center"/>
+            </w:pPr>
+            <w:r>
+              <w:t xml:space="preserve">9/5</w:t>
             </w:r>
           </w:p>
         </w:tc>
@@ -7254,67 +7158,67 @@
               <w:jc w:val="center"/>
             </w:pPr>
             <w:r>
-              <w:t xml:space="preserve">S</w:t>
-            </w:r>
-          </w:p>
-        </w:tc>
-        <w:tc>
-          <w:tcPr>
-            <w:tcW w:type="dxa" w:w="2256"/>
-            <w:tcBorders>
-              <w:top w:val="single" w:color="CCCCCC" w:sz="1"/>
-              <w:left w:val="single" w:color="CCCCCC" w:sz="1"/>
-              <w:bottom w:val="single" w:color="CCCCCC" w:sz="1"/>
-              <w:right w:val="single" w:color="CCCCCC" w:sz="1"/>
-            </w:tcBorders>
-            <w:vAlign w:val="center"/>
-          </w:tcPr>
-          <w:p>
-            <w:pPr>
-              <w:jc w:val="center"/>
-            </w:pPr>
-            <w:r>
-              <w:t xml:space="preserve">新华财经·非农16.2万加息升温</w:t>
-            </w:r>
-          </w:p>
-        </w:tc>
-        <w:tc>
-          <w:tcPr>
-            <w:tcW w:type="dxa" w:w="2256"/>
-            <w:tcBorders>
-              <w:top w:val="single" w:color="CCCCCC" w:sz="1"/>
-              <w:left w:val="single" w:color="CCCCCC" w:sz="1"/>
-              <w:bottom w:val="single" w:color="CCCCCC" w:sz="1"/>
-              <w:right w:val="single" w:color="CCCCCC" w:sz="1"/>
-            </w:tcBorders>
-            <w:vAlign w:val="center"/>
-          </w:tcPr>
-          <w:p>
-            <w:pPr>
-              <w:jc w:val="center"/>
-            </w:pPr>
-            <w:r>
-              <w:t xml:space="preserve">8月非农16.2万,预期5.5万,加息概率52%→62%</w:t>
-            </w:r>
-          </w:p>
-        </w:tc>
-        <w:tc>
-          <w:tcPr>
-            <w:tcW w:type="dxa" w:w="2256"/>
-            <w:tcBorders>
-              <w:top w:val="single" w:color="CCCCCC" w:sz="1"/>
-              <w:left w:val="single" w:color="CCCCCC" w:sz="1"/>
-              <w:bottom w:val="single" w:color="CCCCCC" w:sz="1"/>
-              <w:right w:val="single" w:color="CCCCCC" w:sz="1"/>
-            </w:tcBorders>
-            <w:vAlign w:val="center"/>
-          </w:tcPr>
-          <w:p>
-            <w:pPr>
-              <w:jc w:val="center"/>
-            </w:pPr>
-            <w:r>
-              <w:t xml:space="preserve">9/4 21:07</w:t>
+              <w:t xml:space="preserve">A</w:t>
+            </w:r>
+          </w:p>
+        </w:tc>
+        <w:tc>
+          <w:tcPr>
+            <w:tcW w:type="dxa" w:w="2256"/>
+            <w:tcBorders>
+              <w:top w:val="single" w:color="CCCCCC" w:sz="1"/>
+              <w:left w:val="single" w:color="CCCCCC" w:sz="1"/>
+              <w:bottom w:val="single" w:color="CCCCCC" w:sz="1"/>
+              <w:right w:val="single" w:color="CCCCCC" w:sz="1"/>
+            </w:tcBorders>
+            <w:vAlign w:val="center"/>
+          </w:tcPr>
+          <w:p>
+            <w:pPr>
+              <w:jc w:val="center"/>
+            </w:pPr>
+            <w:r>
+              <w:t xml:space="preserve">网易·非农后金价暴跌110美元</w:t>
+            </w:r>
+          </w:p>
+        </w:tc>
+        <w:tc>
+          <w:tcPr>
+            <w:tcW w:type="dxa" w:w="2256"/>
+            <w:tcBorders>
+              <w:top w:val="single" w:color="CCCCCC" w:sz="1"/>
+              <w:left w:val="single" w:color="CCCCCC" w:sz="1"/>
+              <w:bottom w:val="single" w:color="CCCCCC" w:sz="1"/>
+              <w:right w:val="single" w:color="CCCCCC" w:sz="1"/>
+            </w:tcBorders>
+            <w:vAlign w:val="center"/>
+          </w:tcPr>
+          <w:p>
+            <w:pPr>
+              <w:jc w:val="center"/>
+            </w:pPr>
+            <w:r>
+              <w:t xml:space="preserve">伦敦金盘中最低4365.40, 收4429.97(-0.96%)</w:t>
+            </w:r>
+          </w:p>
+        </w:tc>
+        <w:tc>
+          <w:tcPr>
+            <w:tcW w:type="dxa" w:w="2256"/>
+            <w:tcBorders>
+              <w:top w:val="single" w:color="CCCCCC" w:sz="1"/>
+              <w:left w:val="single" w:color="CCCCCC" w:sz="1"/>
+              <w:bottom w:val="single" w:color="CCCCCC" w:sz="1"/>
+              <w:right w:val="single" w:color="CCCCCC" w:sz="1"/>
+            </w:tcBorders>
+            <w:vAlign w:val="center"/>
+          </w:tcPr>
+          <w:p>
+            <w:pPr>
+              <w:jc w:val="center"/>
+            </w:pPr>
+            <w:r>
+              <w:t xml:space="preserve">9/5 08:25</w:t>
             </w:r>
           </w:p>
         </w:tc>
@@ -7336,170 +7240,6 @@
               <w:jc w:val="center"/>
             </w:pPr>
             <w:r>
-              <w:t xml:space="preserve">S</w:t>
-            </w:r>
-          </w:p>
-        </w:tc>
-        <w:tc>
-          <w:tcPr>
-            <w:tcW w:type="dxa" w:w="2256"/>
-            <w:tcBorders>
-              <w:top w:val="single" w:color="CCCCCC" w:sz="1"/>
-              <w:left w:val="single" w:color="CCCCCC" w:sz="1"/>
-              <w:bottom w:val="single" w:color="CCCCCC" w:sz="1"/>
-              <w:right w:val="single" w:color="CCCCCC" w:sz="1"/>
-            </w:tcBorders>
-            <w:vAlign w:val="center"/>
-          </w:tcPr>
-          <w:p>
-            <w:pPr>
-              <w:jc w:val="center"/>
-            </w:pPr>
-            <w:r>
-              <w:t xml:space="preserve">财联社·9月FOMC五五开</w:t>
-            </w:r>
-          </w:p>
-        </w:tc>
-        <w:tc>
-          <w:tcPr>
-            <w:tcW w:type="dxa" w:w="2256"/>
-            <w:tcBorders>
-              <w:top w:val="single" w:color="CCCCCC" w:sz="1"/>
-              <w:left w:val="single" w:color="CCCCCC" w:sz="1"/>
-              <w:bottom w:val="single" w:color="CCCCCC" w:sz="1"/>
-              <w:right w:val="single" w:color="CCCCCC" w:sz="1"/>
-            </w:tcBorders>
-            <w:vAlign w:val="center"/>
-          </w:tcPr>
-          <w:p>
-            <w:pPr>
-              <w:jc w:val="center"/>
-            </w:pPr>
-            <w:r>
-              <w:t xml:space="preserve">6票暂停5票加息,鲍威尔摇摆票,FOMC 9/15-16</w:t>
-            </w:r>
-          </w:p>
-        </w:tc>
-        <w:tc>
-          <w:tcPr>
-            <w:tcW w:type="dxa" w:w="2256"/>
-            <w:tcBorders>
-              <w:top w:val="single" w:color="CCCCCC" w:sz="1"/>
-              <w:left w:val="single" w:color="CCCCCC" w:sz="1"/>
-              <w:bottom w:val="single" w:color="CCCCCC" w:sz="1"/>
-              <w:right w:val="single" w:color="CCCCCC" w:sz="1"/>
-            </w:tcBorders>
-            <w:vAlign w:val="center"/>
-          </w:tcPr>
-          <w:p>
-            <w:pPr>
-              <w:jc w:val="center"/>
-            </w:pPr>
-            <w:r>
-              <w:t xml:space="preserve">9/4 08:15</w:t>
-            </w:r>
-          </w:p>
-        </w:tc>
-      </w:tr>
-      <w:tr>
-        <w:tc>
-          <w:tcPr>
-            <w:tcW w:type="dxa" w:w="2256"/>
-            <w:tcBorders>
-              <w:top w:val="single" w:color="CCCCCC" w:sz="1"/>
-              <w:left w:val="single" w:color="CCCCCC" w:sz="1"/>
-              <w:bottom w:val="single" w:color="CCCCCC" w:sz="1"/>
-              <w:right w:val="single" w:color="CCCCCC" w:sz="1"/>
-            </w:tcBorders>
-            <w:vAlign w:val="center"/>
-          </w:tcPr>
-          <w:p>
-            <w:pPr>
-              <w:jc w:val="center"/>
-            </w:pPr>
-            <w:r>
-              <w:t xml:space="preserve">S</w:t>
-            </w:r>
-          </w:p>
-        </w:tc>
-        <w:tc>
-          <w:tcPr>
-            <w:tcW w:type="dxa" w:w="2256"/>
-            <w:tcBorders>
-              <w:top w:val="single" w:color="CCCCCC" w:sz="1"/>
-              <w:left w:val="single" w:color="CCCCCC" w:sz="1"/>
-              <w:bottom w:val="single" w:color="CCCCCC" w:sz="1"/>
-              <w:right w:val="single" w:color="CCCCCC" w:sz="1"/>
-            </w:tcBorders>
-            <w:vAlign w:val="center"/>
-          </w:tcPr>
-          <w:p>
-            <w:pPr>
-              <w:jc w:val="center"/>
-            </w:pPr>
-            <w:r>
-              <w:t xml:space="preserve">陆家嘴财经早餐</w:t>
-            </w:r>
-          </w:p>
-        </w:tc>
-        <w:tc>
-          <w:tcPr>
-            <w:tcW w:type="dxa" w:w="2256"/>
-            <w:tcBorders>
-              <w:top w:val="single" w:color="CCCCCC" w:sz="1"/>
-              <w:left w:val="single" w:color="CCCCCC" w:sz="1"/>
-              <w:bottom w:val="single" w:color="CCCCCC" w:sz="1"/>
-              <w:right w:val="single" w:color="CCCCCC" w:sz="1"/>
-            </w:tcBorders>
-            <w:vAlign w:val="center"/>
-          </w:tcPr>
-          <w:p>
-            <w:pPr>
-              <w:jc w:val="center"/>
-            </w:pPr>
-            <w:r>
-              <w:t xml:space="preserve">央行等量续作3个月买断式逆回购,结束两个月加量</w:t>
-            </w:r>
-          </w:p>
-        </w:tc>
-        <w:tc>
-          <w:tcPr>
-            <w:tcW w:type="dxa" w:w="2256"/>
-            <w:tcBorders>
-              <w:top w:val="single" w:color="CCCCCC" w:sz="1"/>
-              <w:left w:val="single" w:color="CCCCCC" w:sz="1"/>
-              <w:bottom w:val="single" w:color="CCCCCC" w:sz="1"/>
-              <w:right w:val="single" w:color="CCCCCC" w:sz="1"/>
-            </w:tcBorders>
-            <w:vAlign w:val="center"/>
-          </w:tcPr>
-          <w:p>
-            <w:pPr>
-              <w:jc w:val="center"/>
-            </w:pPr>
-            <w:r>
-              <w:t xml:space="preserve">9/5 07:19</w:t>
-            </w:r>
-          </w:p>
-        </w:tc>
-      </w:tr>
-      <w:tr>
-        <w:tc>
-          <w:tcPr>
-            <w:tcW w:type="dxa" w:w="2256"/>
-            <w:tcBorders>
-              <w:top w:val="single" w:color="CCCCCC" w:sz="1"/>
-              <w:left w:val="single" w:color="CCCCCC" w:sz="1"/>
-              <w:bottom w:val="single" w:color="CCCCCC" w:sz="1"/>
-              <w:right w:val="single" w:color="CCCCCC" w:sz="1"/>
-            </w:tcBorders>
-            <w:vAlign w:val="center"/>
-          </w:tcPr>
-          <w:p>
-            <w:pPr>
-              <w:jc w:val="center"/>
-            </w:pPr>
-            <w:r>
               <w:t xml:space="preserve">A</w:t>
             </w:r>
           </w:p>
@@ -7520,129 +7260,47 @@
               <w:jc w:val="center"/>
             </w:pPr>
             <w:r>
-              <w:t xml:space="preserve">中新经纬·现货黄金失守4400</w:t>
-            </w:r>
-          </w:p>
-        </w:tc>
-        <w:tc>
-          <w:tcPr>
-            <w:tcW w:type="dxa" w:w="2256"/>
-            <w:tcBorders>
-              <w:top w:val="single" w:color="CCCCCC" w:sz="1"/>
-              <w:left w:val="single" w:color="CCCCCC" w:sz="1"/>
-              <w:bottom w:val="single" w:color="CCCCCC" w:sz="1"/>
-              <w:right w:val="single" w:color="CCCCCC" w:sz="1"/>
-            </w:tcBorders>
-            <w:vAlign w:val="center"/>
-          </w:tcPr>
-          <w:p>
-            <w:pPr>
-              <w:jc w:val="center"/>
-            </w:pPr>
-            <w:r>
-              <w:t xml:space="preserve">现货金跌1.79%报4392.99,COMEX同步走低</w:t>
-            </w:r>
-          </w:p>
-        </w:tc>
-        <w:tc>
-          <w:tcPr>
-            <w:tcW w:type="dxa" w:w="2256"/>
-            <w:tcBorders>
-              <w:top w:val="single" w:color="CCCCCC" w:sz="1"/>
-              <w:left w:val="single" w:color="CCCCCC" w:sz="1"/>
-              <w:bottom w:val="single" w:color="CCCCCC" w:sz="1"/>
-              <w:right w:val="single" w:color="CCCCCC" w:sz="1"/>
-            </w:tcBorders>
-            <w:vAlign w:val="center"/>
-          </w:tcPr>
-          <w:p>
-            <w:pPr>
-              <w:jc w:val="center"/>
-            </w:pPr>
-            <w:r>
-              <w:t xml:space="preserve">9/4 20:54</w:t>
-            </w:r>
-          </w:p>
-        </w:tc>
-      </w:tr>
-      <w:tr>
-        <w:tc>
-          <w:tcPr>
-            <w:tcW w:type="dxa" w:w="2256"/>
-            <w:tcBorders>
-              <w:top w:val="single" w:color="CCCCCC" w:sz="1"/>
-              <w:left w:val="single" w:color="CCCCCC" w:sz="1"/>
-              <w:bottom w:val="single" w:color="CCCCCC" w:sz="1"/>
-              <w:right w:val="single" w:color="CCCCCC" w:sz="1"/>
-            </w:tcBorders>
-            <w:vAlign w:val="center"/>
-          </w:tcPr>
-          <w:p>
-            <w:pPr>
-              <w:jc w:val="center"/>
-            </w:pPr>
-            <w:r>
-              <w:t xml:space="preserve">A</w:t>
-            </w:r>
-          </w:p>
-        </w:tc>
-        <w:tc>
-          <w:tcPr>
-            <w:tcW w:type="dxa" w:w="2256"/>
-            <w:tcBorders>
-              <w:top w:val="single" w:color="CCCCCC" w:sz="1"/>
-              <w:left w:val="single" w:color="CCCCCC" w:sz="1"/>
-              <w:bottom w:val="single" w:color="CCCCCC" w:sz="1"/>
-              <w:right w:val="single" w:color="CCCCCC" w:sz="1"/>
-            </w:tcBorders>
-            <w:vAlign w:val="center"/>
-          </w:tcPr>
-          <w:p>
-            <w:pPr>
-              <w:jc w:val="center"/>
-            </w:pPr>
-            <w:r>
-              <w:t xml:space="preserve">人民财讯·国际油价微涨</w:t>
-            </w:r>
-          </w:p>
-        </w:tc>
-        <w:tc>
-          <w:tcPr>
-            <w:tcW w:type="dxa" w:w="2256"/>
-            <w:tcBorders>
-              <w:top w:val="single" w:color="CCCCCC" w:sz="1"/>
-              <w:left w:val="single" w:color="CCCCCC" w:sz="1"/>
-              <w:bottom w:val="single" w:color="CCCCCC" w:sz="1"/>
-              <w:right w:val="single" w:color="CCCCCC" w:sz="1"/>
-            </w:tcBorders>
-            <w:vAlign w:val="center"/>
-          </w:tcPr>
-          <w:p>
-            <w:pPr>
-              <w:jc w:val="center"/>
-            </w:pPr>
-            <w:r>
-              <w:t xml:space="preserve">WTI 91.48(+0.2%),布伦特96.28(+0.80%)</w:t>
-            </w:r>
-          </w:p>
-        </w:tc>
-        <w:tc>
-          <w:tcPr>
-            <w:tcW w:type="dxa" w:w="2256"/>
-            <w:tcBorders>
-              <w:top w:val="single" w:color="CCCCCC" w:sz="1"/>
-              <w:left w:val="single" w:color="CCCCCC" w:sz="1"/>
-              <w:bottom w:val="single" w:color="CCCCCC" w:sz="1"/>
-              <w:right w:val="single" w:color="CCCCCC" w:sz="1"/>
-            </w:tcBorders>
-            <w:vAlign w:val="center"/>
-          </w:tcPr>
-          <w:p>
-            <w:pPr>
-              <w:jc w:val="center"/>
-            </w:pPr>
-            <w:r>
-              <w:t xml:space="preserve">9/5 07:35</w:t>
+              <w:t xml:space="preserve">本地宝·LPR最新调整</w:t>
+            </w:r>
+          </w:p>
+        </w:tc>
+        <w:tc>
+          <w:tcPr>
+            <w:tcW w:type="dxa" w:w="2256"/>
+            <w:tcBorders>
+              <w:top w:val="single" w:color="CCCCCC" w:sz="1"/>
+              <w:left w:val="single" w:color="CCCCCC" w:sz="1"/>
+              <w:bottom w:val="single" w:color="CCCCCC" w:sz="1"/>
+              <w:right w:val="single" w:color="CCCCCC" w:sz="1"/>
+            </w:tcBorders>
+            <w:vAlign w:val="center"/>
+          </w:tcPr>
+          <w:p>
+            <w:pPr>
+              <w:jc w:val="center"/>
+            </w:pPr>
+            <w:r>
+              <w:t xml:space="preserve">8/20报价1年期3.0%/5年期3.5%, 连续15个月</w:t>
+            </w:r>
+          </w:p>
+        </w:tc>
+        <w:tc>
+          <w:tcPr>
+            <w:tcW w:type="dxa" w:w="2256"/>
+            <w:tcBorders>
+              <w:top w:val="single" w:color="CCCCCC" w:sz="1"/>
+              <w:left w:val="single" w:color="CCCCCC" w:sz="1"/>
+              <w:bottom w:val="single" w:color="CCCCCC" w:sz="1"/>
+              <w:right w:val="single" w:color="CCCCCC" w:sz="1"/>
+            </w:tcBorders>
+            <w:vAlign w:val="center"/>
+          </w:tcPr>
+          <w:p>
+            <w:pPr>
+              <w:jc w:val="center"/>
+            </w:pPr>
+            <w:r>
+              <w:t xml:space="preserve">9/4 17:38</w:t>
             </w:r>
           </w:p>
         </w:tc>
